--- a/dashboard/public/russia-ukraine/reports/01_war_assessment_v4.docx
+++ b/dashboard/public/russia-ukraine/reports/01_war_assessment_v4.docx
@@ -155,7 +155,7 @@
         <w:rPr>
           <w:rFonts w:hint="eastAsia"/>
         </w:rPr>
-        <w:t xml:space="preserve">获得了完整的量化数据——3月俄方化石燃料出口日均收入环比+52%，4月进一步创2023年9月以来新高；Urals价格在4月达$112.3/桶，高于G7价格上限（$44.1/桶）155%；其三，</w:t>
+        <w:t xml:space="preserve">获得了完整的量化数据——3月化石燃料出口日均收入环比+52%，4月进一步创2023年9月以来新高；4月Urals均价达$112.3/桶，是G7价格上限（$44.1/桶）的两倍有余（高出155%）；其三，</w:t>
       </w:r>
       <w:r>
         <w:rPr>
@@ -219,7 +219,7 @@
         <w:rPr>
           <w:rFonts w:hint="eastAsia"/>
         </w:rPr>
-        <w:t xml:space="preserve">本报告综合自2026年5—6月多轮定向研究，涵盖ISW战场评估、CREA与KSE能源收入月报、IISS战略平衡报告、荷兰军情局（MIVD）公开评估、Mediazona/BBC伤亡统计，以及外交事件的多源交叉核实。</w:t>
+        <w:t xml:space="preserve">本报告综合自2026年5—6月多轮定向研究，涵盖ISW（战争研究所，美国智库，每日发布战场评估）战场评估、CREA与KSE能源收入月报、IISS战略平衡报告、荷兰军情局（MIVD）公开评估、Mediazona/BBC伤亡统计，以及外交事件的多源交叉核实。</w:t>
       </w:r>
     </w:p>
     <w:p>
@@ -238,7 +238,7 @@
         <w:rPr>
           <w:rFonts w:hint="eastAsia"/>
         </w:rPr>
-        <w:t xml:space="preserve">：所有伤亡与产量数字高度争议，且来自有立场的信源。乌方总参谋部口径系统性偏高；俄方官方口径系统性偏低；Mediazona/BBC基于obituaries的统计偏向保守（仅可查证者）；IISS/GCHQ属于西方情报评估，有自身认知局限。本报告以</w:t>
+        <w:t xml:space="preserve">：所有伤亡与产量数字高度争议，且来自有立场的信源。乌方总参谋部口径系统性偏高；俄方官方口径系统性偏低；Mediazona/BBC基于obituaries的统计偏向保守（仅可查证者）；IISS/GCHQ（英国政府通信总部，英国情报机构）属于西方情报评估，有自身认知局限。本报告以</w:t>
       </w:r>
       <w:r>
         <w:rPr>
@@ -513,7 +513,18 @@
         <w:rPr>
           <w:rFonts w:hint="eastAsia"/>
         </w:rPr>
-        <w:t xml:space="preserve">Jazeera），而月招募能力约28,200—30,000人（940人/日×30天，来源：LBC/Carnegie估算）。【事实】俄军每推进1平方公里损失</w:t>
+        <w:t xml:space="preserve">Jazeera），而月招募能力约28,200—30,000人（约940人/日×30天，来源：LBC/Carnegie估算）——损失已超过补充上限。</w:t>
+      </w:r>
+    </w:p>
+    <w:p>
+      <w:pPr>
+        <w:pStyle w:val="BodyText"/>
+      </w:pPr>
+      <w:r>
+        <w:rPr>
+          <w:rFonts w:hint="eastAsia"/>
+        </w:rPr>
+        <w:t xml:space="preserve">【事实】从效率角度看，俄军每推进1平方公里损失</w:t>
       </w:r>
       <w:r>
         <w:rPr>
@@ -578,7 +589,7 @@
         <w:rPr>
           <w:rFonts w:hint="eastAsia"/>
         </w:rPr>
-        <w:t xml:space="preserve">【事实/OSINT】储备装甲车/火炮已耗&gt;50%；APC库存降到战前约39%。IISS判断：若维持2024节奏，俄军”2026年初起将没有足够主战坦克支撑有效进攻”。被迫大规模转向摩托车/越野车/小组步兵冲锋；唯一在扩张的火力是滑翔炸弹（UMPK，2026年1月单月投&gt;5,700枚）——防区外打击不需兵力集结。</w:t>
+        <w:t xml:space="preserve">【事实/OSINT（开源情报，通过公开渠道收集的军事情报）】储备装甲车/火炮已耗&gt;50%；APC库存降到战前约39%。IISS判断：若维持2024节奏，俄军”2026年初起将没有足够主战坦克支撑有效进攻”。被迫大规模转向摩托车/越野车/小组步兵冲锋；唯一在扩张的火力是滑翔炸弹（UMPK，俄制滑翔炸弹改装套件，给普通炸弹加装滑翔翼，2026年1月单月投&gt;5,700枚）——防区外打击不需兵力集结。</w:t>
       </w:r>
     </w:p>
     <w:p>
@@ -609,7 +620,7 @@
         <w:rPr>
           <w:rFonts w:hint="eastAsia"/>
         </w:rPr>
-        <w:t xml:space="preserve">FPV+光纤无人机造出15—40公里的”击杀区”，前线”透明化”。光纤无人机无射频信号，无法被电子战干扰，废掉了此前短暂保护车辆的EW手段。任何兵力集结（突破的前提）在集结前即被发现摧毁。Kofman/Lee：</w:t>
+        <w:t xml:space="preserve">FPV（第一人称视角无人机，操作员通过视频头盔实时操控）+光纤无人机造出15—40公里的”击杀区”，前线”透明化”。光纤无人机无射频信号，无法被电子战干扰，废掉了此前短暂保护车辆的EW手段。任何兵力集结（突破的前提）在集结前即被发现摧毁。Kofman/Lee：</w:t>
       </w:r>
       <w:r>
         <w:rPr>
@@ -2236,7 +2247,78 @@
         <w:rPr>
           <w:rFonts w:hint="eastAsia"/>
         </w:rPr>
-        <w:t xml:space="preserve">B对比四个财政指标：俄方NWF流动资产（$47.8B）、乌方NBU外汇储备（$48.2B）、俄方年化油气收入（KSE基准$189B）、乌方年外援需求（约$50B）——两个储备数字接近，但性质根本不同：NWF是战争预算缓冲，NBU储备是外汇流动性，不可直接比较。</w:t>
+        <w:t xml:space="preserve">B并排列出四个财政指标：</w:t>
+      </w:r>
+    </w:p>
+    <w:p>
+      <w:pPr>
+        <w:pStyle w:val="Compact"/>
+        <w:numPr>
+          <w:ilvl w:val="0"/>
+          <w:numId w:val="1001"/>
+        </w:numPr>
+      </w:pPr>
+      <w:r>
+        <w:rPr>
+          <w:rFonts w:hint="eastAsia"/>
+        </w:rPr>
+        <w:t xml:space="preserve">俄方NWF（俄罗斯国家财富基金）流动资产：$47.8B</w:t>
+      </w:r>
+    </w:p>
+    <w:p>
+      <w:pPr>
+        <w:pStyle w:val="Compact"/>
+        <w:numPr>
+          <w:ilvl w:val="0"/>
+          <w:numId w:val="1001"/>
+        </w:numPr>
+      </w:pPr>
+      <w:r>
+        <w:rPr>
+          <w:rFonts w:hint="eastAsia"/>
+        </w:rPr>
+        <w:t xml:space="preserve">乌方NBU外汇储备：$48.2B</w:t>
+      </w:r>
+    </w:p>
+    <w:p>
+      <w:pPr>
+        <w:pStyle w:val="Compact"/>
+        <w:numPr>
+          <w:ilvl w:val="0"/>
+          <w:numId w:val="1001"/>
+        </w:numPr>
+      </w:pPr>
+      <w:r>
+        <w:rPr>
+          <w:rFonts w:hint="eastAsia"/>
+        </w:rPr>
+        <w:t xml:space="preserve">俄方年化油气收入（KSE基准）：$189B</w:t>
+      </w:r>
+    </w:p>
+    <w:p>
+      <w:pPr>
+        <w:pStyle w:val="Compact"/>
+        <w:numPr>
+          <w:ilvl w:val="0"/>
+          <w:numId w:val="1001"/>
+        </w:numPr>
+      </w:pPr>
+      <w:r>
+        <w:rPr>
+          <w:rFonts w:hint="eastAsia"/>
+        </w:rPr>
+        <w:t xml:space="preserve">乌方年外援需求：约$50B</w:t>
+      </w:r>
+    </w:p>
+    <w:p>
+      <w:pPr>
+        <w:pStyle w:val="FirstParagraph"/>
+      </w:pPr>
+      <w:r>
+        <w:rPr>
+          <w:rFonts w:hint="eastAsia"/>
+        </w:rPr>
+        <w:t xml:space="preserve">两国的储备数字看似接近，但性质根本不同：NWF是战争预算缓冲，NBU储备是外汇流动性，不可直接比较。</w:t>
       </w:r>
     </w:p>
     <w:tbl>
@@ -2752,7 +2834,7 @@
         <w:rPr>
           <w:rFonts w:hint="eastAsia"/>
         </w:rPr>
-        <w:t xml:space="preserve">，没有民用开支的本土后备。欧盟€90B贷款覆盖约2/3的缺口，但美国通过PURL机制提供的高端防空拦截弹（Patriot</w:t>
+        <w:t xml:space="preserve">，没有民用开支的本土后备。欧盟€90B贷款覆盖约2/3的缺口，但美国通过PURL（欧洲出资购买美国武器转交乌克兰的机制）提供的高端防空拦截弹（Patriot</w:t>
       </w:r>
       <w:r>
         <w:t xml:space="preserve"> </w:t>
@@ -3290,16 +3372,7 @@
         <w:rPr>
           <w:rFonts w:hint="eastAsia"/>
         </w:rPr>
-        <w:t xml:space="preserve">：关于”中国能否通过供应链掐断乌克兰无人机生产”，RUSI</w:t>
-      </w:r>
-      <w:r>
-        <w:t xml:space="preserve"> </w:t>
-      </w:r>
-      <w:r>
-        <w:rPr>
-          <w:rFonts w:hint="eastAsia"/>
-        </w:rPr>
-        <w:t xml:space="preserve">2025年11月深度研究（18位专家访谈）明确判断：乌克兰的无人机模式</w:t>
+        <w:t xml:space="preserve">：关于”中国能否通过供应链掐断乌克兰无人机生产”，RUSI（英国皇家联合军种研究所）2025年11月深度研究（18位专家访谈）明确判断：乌克兰的无人机模式</w:t>
       </w:r>
       <w:r>
         <w:rPr>
@@ -3363,7 +3436,7 @@
         <w:rPr>
           <w:rFonts w:hint="eastAsia"/>
         </w:rPr>
-        <w:t xml:space="preserve">【事实】截至2026年3月，乌方使用ATACMS、Storm</w:t>
+        <w:t xml:space="preserve">【事实】截至2026年3月，乌方使用ATACMS（陆军战术导弹系统，美国提供给乌克兰的远程导弹）、Storm</w:t>
       </w:r>
       <w:r>
         <w:t xml:space="preserve"> </w:t>
@@ -4068,7 +4141,7 @@
         <w:rPr>
           <w:rFonts w:hint="eastAsia"/>
         </w:rPr>
-        <w:t xml:space="preserve">重创核心圈——能源系统约$1亿回扣案，NABU突袭，</w:t>
+        <w:t xml:space="preserve">重创核心圈——能源系统约$1亿回扣案，NABU（乌克兰国家反腐局）突袭，</w:t>
       </w:r>
       <w:r>
         <w:rPr>
@@ -4112,7 +4185,7 @@
           <w:b/>
           <w:bCs/>
         </w:rPr>
-        <w:t xml:space="preserve">反腐机构（NABU/SAPO）顶住压力存活</w:t>
+        <w:t xml:space="preserve">反腐机构（NABU/SAPO，SAPO即专项反腐检察署）顶住压力存活</w:t>
       </w:r>
       <w:r>
         <w:rPr>
@@ -6689,8 +6762,114 @@
       </w:pPr>
     </w:lvl>
   </w:abstractNum>
+  <w:abstractNum w:abstractNumId="991">
+    <w:nsid w:val="0000A991"/>
+    <w:multiLevelType w:val="multilevel"/>
+    <w:lvl w:ilvl="0">
+      <w:numFmt w:val="bullet"/>
+      <w:lvlText w:val=""/>
+      <w:lvlJc w:val="left"/>
+      <w:pPr>
+        <w:ind w:left="720" w:hanging="360"/>
+      </w:pPr>
+      <w:rPr>
+        <w:rFonts w:ascii="Symbol" w:hAnsi="Symbol" w:cs="Symbol" w:hint="default"/>
+      </w:rPr>
+    </w:lvl>
+    <w:lvl w:ilvl="1">
+      <w:numFmt w:val="bullet"/>
+      <w:lvlText w:val="o"/>
+      <w:lvlJc w:val="left"/>
+      <w:pPr>
+        <w:ind w:left="1440" w:hanging="360"/>
+      </w:pPr>
+      <w:rPr>
+        <w:rFonts w:ascii="Courier New" w:hAnsi="Courier New" w:cs="Courier New" w:hint="default"/>
+      </w:rPr>
+    </w:lvl>
+    <w:lvl w:ilvl="2">
+      <w:numFmt w:val="bullet"/>
+      <w:lvlText w:val=""/>
+      <w:lvlJc w:val="left"/>
+      <w:pPr>
+        <w:ind w:left="2160" w:hanging="360"/>
+      </w:pPr>
+      <w:rPr>
+        <w:rFonts w:ascii="Wingdings" w:hAnsi="Wingdings" w:cs="Wingdings" w:hint="default"/>
+      </w:rPr>
+    </w:lvl>
+    <w:lvl w:ilvl="3">
+      <w:numFmt w:val="bullet"/>
+      <w:lvlText w:val=""/>
+      <w:lvlJc w:val="left"/>
+      <w:pPr>
+        <w:ind w:left="2880" w:hanging="360"/>
+      </w:pPr>
+      <w:rPr>
+        <w:rFonts w:ascii="Symbol" w:hAnsi="Symbol" w:cs="Symbol" w:hint="default"/>
+      </w:rPr>
+    </w:lvl>
+    <w:lvl w:ilvl="4">
+      <w:numFmt w:val="bullet"/>
+      <w:lvlText w:val="o"/>
+      <w:lvlJc w:val="left"/>
+      <w:pPr>
+        <w:ind w:left="3600" w:hanging="360"/>
+      </w:pPr>
+      <w:rPr>
+        <w:rFonts w:ascii="Courier New" w:hAnsi="Courier New" w:cs="Courier New" w:hint="default"/>
+      </w:rPr>
+    </w:lvl>
+    <w:lvl w:ilvl="5">
+      <w:numFmt w:val="bullet"/>
+      <w:lvlText w:val=""/>
+      <w:lvlJc w:val="left"/>
+      <w:pPr>
+        <w:ind w:left="4320" w:hanging="360"/>
+      </w:pPr>
+      <w:rPr>
+        <w:rFonts w:ascii="Wingdings" w:hAnsi="Wingdings" w:cs="Wingdings" w:hint="default"/>
+      </w:rPr>
+    </w:lvl>
+    <w:lvl w:ilvl="6">
+      <w:numFmt w:val="bullet"/>
+      <w:lvlText w:val=""/>
+      <w:lvlJc w:val="left"/>
+      <w:pPr>
+        <w:ind w:left="5040" w:hanging="360"/>
+      </w:pPr>
+      <w:rPr>
+        <w:rFonts w:ascii="Symbol" w:hAnsi="Symbol" w:cs="Symbol" w:hint="default"/>
+      </w:rPr>
+    </w:lvl>
+    <w:lvl w:ilvl="7">
+      <w:numFmt w:val="bullet"/>
+      <w:lvlText w:val="o"/>
+      <w:lvlJc w:val="left"/>
+      <w:pPr>
+        <w:ind w:left="5760" w:hanging="360"/>
+      </w:pPr>
+      <w:rPr>
+        <w:rFonts w:ascii="Courier New" w:hAnsi="Courier New" w:cs="Courier New" w:hint="default"/>
+      </w:rPr>
+    </w:lvl>
+    <w:lvl w:ilvl="8">
+      <w:numFmt w:val="bullet"/>
+      <w:lvlText w:val=""/>
+      <w:lvlJc w:val="left"/>
+      <w:pPr>
+        <w:ind w:left="6480" w:hanging="360"/>
+      </w:pPr>
+      <w:rPr>
+        <w:rFonts w:ascii="Wingdings" w:hAnsi="Wingdings" w:cs="Wingdings" w:hint="default"/>
+      </w:rPr>
+    </w:lvl>
+  </w:abstractNum>
   <w:num w:numId="1000">
     <w:abstractNumId w:val="990"/>
+  </w:num>
+  <w:num w:numId="1001">
+    <w:abstractNumId w:val="991"/>
   </w:num>
 </w:numbering>
 </file>

--- a/dashboard/public/russia-ukraine/reports/01_war_assessment_v4.docx
+++ b/dashboard/public/russia-ukraine/reports/01_war_assessment_v4.docx
@@ -2,7 +2,7 @@
 <file path=word/document.xml><?xml version="1.0" encoding="utf-8"?>
 <w:document xmlns:w="http://schemas.openxmlformats.org/wordprocessingml/2006/main" xmlns:m="http://schemas.openxmlformats.org/officeDocument/2006/math" xmlns:r="http://schemas.openxmlformats.org/officeDocument/2006/relationships" xmlns:o="urn:schemas-microsoft-com:office:office" xmlns:v="urn:schemas-microsoft-com:vml" xmlns:w10="urn:schemas-microsoft-com:office:word" xmlns:a="http://schemas.openxmlformats.org/drawingml/2006/main" xmlns:pic="http://schemas.openxmlformats.org/drawingml/2006/picture" xmlns:wp="http://schemas.openxmlformats.org/drawingml/2006/wordprocessingDrawing">
   <w:body>
-    <w:bookmarkStart w:id="52" w:name="俄乌战争结构性评估-v42026年6月2日"/>
+    <w:bookmarkStart w:id="93" w:name="俄乌战争结构性评估-v42026年6月2日"/>
     <w:p>
       <w:pPr>
         <w:pStyle w:val="Heading1"/>
@@ -199,7 +199,7 @@
       </w:r>
     </w:p>
     <w:bookmarkEnd w:id="9"/>
-    <w:bookmarkStart w:id="10" w:name="方法论与信源说明"/>
+    <w:bookmarkStart w:id="16" w:name="方法论与信源说明"/>
     <w:p>
       <w:pPr>
         <w:pStyle w:val="Heading2"/>
@@ -219,7 +219,93 @@
         <w:rPr>
           <w:rFonts w:hint="eastAsia"/>
         </w:rPr>
-        <w:t xml:space="preserve">本报告综合自2026年5—6月多轮定向研究，涵盖ISW（战争研究所，美国智库，每日发布战场评估）战场评估、CREA与KSE能源收入月报、IISS战略平衡报告、荷兰军情局（MIVD）公开评估、Mediazona/BBC伤亡统计，以及外交事件的多源交叉核实。</w:t>
+        <w:t xml:space="preserve">本报告综合自2026年5—6月多轮定向研究，涵盖</w:t>
+      </w:r>
+      <w:hyperlink r:id="rId10">
+        <w:r>
+          <w:rPr>
+            <w:rStyle w:val="Hyperlink"/>
+            <w:rFonts w:hint="eastAsia"/>
+          </w:rPr>
+          <w:t xml:space="preserve">ISW（战争研究所，美国智库，每日发布战场评估）</w:t>
+        </w:r>
+      </w:hyperlink>
+      <w:r>
+        <w:rPr>
+          <w:rFonts w:hint="eastAsia"/>
+        </w:rPr>
+        <w:t xml:space="preserve">战场评估、</w:t>
+      </w:r>
+      <w:hyperlink r:id="rId11">
+        <w:r>
+          <w:rPr>
+            <w:rStyle w:val="Hyperlink"/>
+          </w:rPr>
+          <w:t xml:space="preserve">CREA</w:t>
+        </w:r>
+      </w:hyperlink>
+      <w:r>
+        <w:rPr>
+          <w:rFonts w:hint="eastAsia"/>
+        </w:rPr>
+        <w:t xml:space="preserve">与</w:t>
+      </w:r>
+      <w:hyperlink r:id="rId12">
+        <w:r>
+          <w:rPr>
+            <w:rStyle w:val="Hyperlink"/>
+          </w:rPr>
+          <w:t xml:space="preserve">KSE</w:t>
+        </w:r>
+      </w:hyperlink>
+      <w:r>
+        <w:rPr>
+          <w:rFonts w:hint="eastAsia"/>
+        </w:rPr>
+        <w:t xml:space="preserve">能源收入月报、</w:t>
+      </w:r>
+      <w:hyperlink r:id="rId13">
+        <w:r>
+          <w:rPr>
+            <w:rStyle w:val="Hyperlink"/>
+          </w:rPr>
+          <w:t xml:space="preserve">IISS</w:t>
+        </w:r>
+      </w:hyperlink>
+      <w:r>
+        <w:rPr>
+          <w:rFonts w:hint="eastAsia"/>
+        </w:rPr>
+        <w:t xml:space="preserve">战略平衡报告、</w:t>
+      </w:r>
+      <w:hyperlink r:id="rId14">
+        <w:r>
+          <w:rPr>
+            <w:rStyle w:val="Hyperlink"/>
+            <w:rFonts w:hint="eastAsia"/>
+          </w:rPr>
+          <w:t xml:space="preserve">荷兰军情局（MIVD）</w:t>
+        </w:r>
+      </w:hyperlink>
+      <w:r>
+        <w:rPr>
+          <w:rFonts w:hint="eastAsia"/>
+        </w:rPr>
+        <w:t xml:space="preserve">公开评估、</w:t>
+      </w:r>
+      <w:hyperlink r:id="rId15">
+        <w:r>
+          <w:rPr>
+            <w:rStyle w:val="Hyperlink"/>
+          </w:rPr>
+          <w:t xml:space="preserve">Mediazona/BBC</w:t>
+        </w:r>
+      </w:hyperlink>
+      <w:r>
+        <w:rPr>
+          <w:rFonts w:hint="eastAsia"/>
+        </w:rPr>
+        <w:t xml:space="preserve">伤亡统计，以及外交事件的多源交叉核实。</w:t>
       </w:r>
     </w:p>
     <w:p>
@@ -238,7 +324,35 @@
         <w:rPr>
           <w:rFonts w:hint="eastAsia"/>
         </w:rPr>
-        <w:t xml:space="preserve">：所有伤亡与产量数字高度争议，且来自有立场的信源。乌方总参谋部口径系统性偏高；俄方官方口径系统性偏低；Mediazona/BBC基于obituaries的统计偏向保守（仅可查证者）；IISS/GCHQ（英国政府通信总部，英国情报机构）属于西方情报评估，有自身认知局限。本报告以</w:t>
+        <w:t xml:space="preserve">：所有伤亡与产量数字高度争议，且来自有立场的信源。乌方总参谋部口径系统性偏高；俄方官方口径系统性偏低；</w:t>
+      </w:r>
+      <w:hyperlink r:id="rId15">
+        <w:r>
+          <w:rPr>
+            <w:rStyle w:val="Hyperlink"/>
+          </w:rPr>
+          <w:t xml:space="preserve">Mediazona/BBC</w:t>
+        </w:r>
+      </w:hyperlink>
+      <w:r>
+        <w:rPr>
+          <w:rFonts w:hint="eastAsia"/>
+        </w:rPr>
+        <w:t xml:space="preserve">基于obituaries的统计偏向保守（仅可查证者）；</w:t>
+      </w:r>
+      <w:hyperlink r:id="rId13">
+        <w:r>
+          <w:rPr>
+            <w:rStyle w:val="Hyperlink"/>
+          </w:rPr>
+          <w:t xml:space="preserve">IISS</w:t>
+        </w:r>
+      </w:hyperlink>
+      <w:r>
+        <w:rPr>
+          <w:rFonts w:hint="eastAsia"/>
+        </w:rPr>
+        <w:t xml:space="preserve">/GCHQ（英国政府通信总部，英国情报机构）属于西方情报评估，有自身认知局限。本报告以</w:t>
       </w:r>
       <w:r>
         <w:rPr>
@@ -295,8 +409,8 @@
         </w:pict>
       </w:r>
     </w:p>
-    <w:bookmarkEnd w:id="10"/>
-    <w:bookmarkStart w:id="13" w:name="一战场锁死状态中的局部波动"/>
+    <w:bookmarkEnd w:id="16"/>
+    <w:bookmarkStart w:id="26" w:name="一战场锁死状态中的局部波动"/>
     <w:p>
       <w:pPr>
         <w:pStyle w:val="Heading2"/>
@@ -308,7 +422,7 @@
         <w:t xml:space="preserve">一、战场：锁死状态中的局部波动</w:t>
       </w:r>
     </w:p>
-    <w:bookmarkStart w:id="11" w:name="领土变化94降幅的量级意义"/>
+    <w:bookmarkStart w:id="20" w:name="领土变化94降幅的量级意义"/>
     <w:p>
       <w:pPr>
         <w:pStyle w:val="Heading3"/>
@@ -358,25 +472,46 @@
         <w:rPr>
           <w:rFonts w:hint="eastAsia"/>
         </w:rPr>
-        <w:t xml:space="preserve">（来源：ISW/Al</w:t>
-      </w:r>
-      <w:r>
-        <w:t xml:space="preserve"> </w:t>
-      </w:r>
-      <w:r>
-        <w:rPr>
-          <w:rFonts w:hint="eastAsia"/>
-        </w:rPr>
-        <w:t xml:space="preserve">Jazeera综合，Russia</w:t>
-      </w:r>
-      <w:r>
-        <w:t xml:space="preserve"> Matters War Report Card </w:t>
-      </w:r>
-      <w:r>
-        <w:rPr>
-          <w:rFonts w:hint="eastAsia"/>
-        </w:rPr>
-        <w:t xml:space="preserve">2026-05-27）。</w:t>
+        <w:t xml:space="preserve">（来源：</w:t>
+      </w:r>
+      <w:hyperlink r:id="rId17">
+        <w:r>
+          <w:rPr>
+            <w:rStyle w:val="Hyperlink"/>
+          </w:rPr>
+          <w:t xml:space="preserve">ISW</w:t>
+        </w:r>
+      </w:hyperlink>
+      <w:r>
+        <w:t xml:space="preserve">/</w:t>
+      </w:r>
+      <w:hyperlink r:id="rId18">
+        <w:r>
+          <w:rPr>
+            <w:rStyle w:val="Hyperlink"/>
+          </w:rPr>
+          <w:t xml:space="preserve">Al Jazeera</w:t>
+        </w:r>
+      </w:hyperlink>
+      <w:r>
+        <w:rPr>
+          <w:rFonts w:hint="eastAsia"/>
+        </w:rPr>
+        <w:t xml:space="preserve">综合，</w:t>
+      </w:r>
+      <w:hyperlink r:id="rId19">
+        <w:r>
+          <w:rPr>
+            <w:rStyle w:val="Hyperlink"/>
+          </w:rPr>
+          <w:t xml:space="preserve">Russia Matters War Report Card 2026-05-27</w:t>
+        </w:r>
+      </w:hyperlink>
+      <w:r>
+        <w:rPr>
+          <w:rFonts w:hint="eastAsia"/>
+        </w:rPr>
+        <w:t xml:space="preserve">）。</w:t>
       </w:r>
     </w:p>
     <w:p>
@@ -407,16 +542,21 @@
         <w:rPr>
           <w:rFonts w:hint="eastAsia"/>
         </w:rPr>
-        <w:t xml:space="preserve">【事实】过去12个月（2025年5月27日—2026年5月26日），俄军净占领约3,870平方公里，占乌克兰全境约0.6%（Russia</w:t>
-      </w:r>
-      <w:r>
-        <w:t xml:space="preserve"> </w:t>
-      </w:r>
-      <w:r>
-        <w:rPr>
-          <w:rFonts w:hint="eastAsia"/>
-        </w:rPr>
-        <w:t xml:space="preserve">Matters）。</w:t>
+        <w:t xml:space="preserve">【事实】过去12个月（2025年5月27日—2026年5月26日），俄军净占领约3,870平方公里，占乌克兰全境约0.6%（</w:t>
+      </w:r>
+      <w:hyperlink r:id="rId19">
+        <w:r>
+          <w:rPr>
+            <w:rStyle w:val="Hyperlink"/>
+          </w:rPr>
+          <w:t xml:space="preserve">Russia Matters</w:t>
+        </w:r>
+      </w:hyperlink>
+      <w:r>
+        <w:rPr>
+          <w:rFonts w:hint="eastAsia"/>
+        </w:rPr>
+        <w:t xml:space="preserve">）。</w:t>
       </w:r>
     </w:p>
     <w:p>
@@ -449,8 +589,8 @@
         <w:t xml:space="preserve">：宏观数字（94%降幅）和微观波动（局部反弹）并不矛盾。战场整体被锁在低速消耗均衡中，但局部仍有数十平方公里量级的来回——这是渗透战术+无人机透明化下的”定格运动”，不是哪一方即将突破的前兆。</w:t>
       </w:r>
     </w:p>
-    <w:bookmarkEnd w:id="11"/>
-    <w:bookmarkStart w:id="12" w:name="三个互锁的结构约束"/>
+    <w:bookmarkEnd w:id="20"/>
+    <w:bookmarkStart w:id="25" w:name="三个互锁的结构约束"/>
     <w:p>
       <w:pPr>
         <w:pStyle w:val="Heading3"/>
@@ -504,16 +644,57 @@
         <w:rPr>
           <w:rFonts w:hint="eastAsia"/>
         </w:rPr>
-        <w:t xml:space="preserve">【事实】2026年4月单月俄军损失35,203人（阵亡+重伤，ISW/Al</w:t>
-      </w:r>
-      <w:r>
-        <w:t xml:space="preserve"> </w:t>
-      </w:r>
-      <w:r>
-        <w:rPr>
-          <w:rFonts w:hint="eastAsia"/>
-        </w:rPr>
-        <w:t xml:space="preserve">Jazeera），而月招募能力约28,200—30,000人（约940人/日×30天，来源：LBC/Carnegie估算）——损失已超过补充上限。</w:t>
+        <w:t xml:space="preserve">【事实】2026年4月单月俄军损失35,203人（阵亡+重伤，</w:t>
+      </w:r>
+      <w:hyperlink r:id="rId17">
+        <w:r>
+          <w:rPr>
+            <w:rStyle w:val="Hyperlink"/>
+          </w:rPr>
+          <w:t xml:space="preserve">ISW</w:t>
+        </w:r>
+      </w:hyperlink>
+      <w:r>
+        <w:t xml:space="preserve">/</w:t>
+      </w:r>
+      <w:hyperlink r:id="rId18">
+        <w:r>
+          <w:rPr>
+            <w:rStyle w:val="Hyperlink"/>
+          </w:rPr>
+          <w:t xml:space="preserve">Al Jazeera</w:t>
+        </w:r>
+      </w:hyperlink>
+      <w:r>
+        <w:rPr>
+          <w:rFonts w:hint="eastAsia"/>
+        </w:rPr>
+        <w:t xml:space="preserve">），而月招募能力约28,200—30,000人（约940人/日×30天，来源：</w:t>
+      </w:r>
+      <w:hyperlink r:id="rId21">
+        <w:r>
+          <w:rPr>
+            <w:rStyle w:val="Hyperlink"/>
+          </w:rPr>
+          <w:t xml:space="preserve">LBC</w:t>
+        </w:r>
+      </w:hyperlink>
+      <w:r>
+        <w:t xml:space="preserve">/</w:t>
+      </w:r>
+      <w:hyperlink r:id="rId22">
+        <w:r>
+          <w:rPr>
+            <w:rStyle w:val="Hyperlink"/>
+          </w:rPr>
+          <w:t xml:space="preserve">Carnegie</w:t>
+        </w:r>
+      </w:hyperlink>
+      <w:r>
+        <w:rPr>
+          <w:rFonts w:hint="eastAsia"/>
+        </w:rPr>
+        <w:t xml:space="preserve">估算）——损失已超过补充上限。</w:t>
       </w:r>
     </w:p>
     <w:p>
@@ -538,16 +719,28 @@
         <w:rPr>
           <w:rFonts w:hint="eastAsia"/>
         </w:rPr>
-        <w:t xml:space="preserve">（2026年），而2025年同期为67人/平方公里——损耗率接近三倍（Al</w:t>
-      </w:r>
-      <w:r>
-        <w:t xml:space="preserve"> </w:t>
-      </w:r>
-      <w:r>
-        <w:rPr>
-          <w:rFonts w:hint="eastAsia"/>
-        </w:rPr>
-        <w:t xml:space="preserve">Jazeera，2026-05-29）。</w:t>
+        <w:t xml:space="preserve">（2026年），而2025年同期为67人/平方公里——损耗率接近三倍（</w:t>
+      </w:r>
+      <w:hyperlink r:id="rId18">
+        <w:r>
+          <w:rPr>
+            <w:rStyle w:val="Hyperlink"/>
+          </w:rPr>
+          <w:t xml:space="preserve">Al </w:t>
+        </w:r>
+        <w:r>
+          <w:rPr>
+            <w:rStyle w:val="Hyperlink"/>
+            <w:rFonts w:hint="eastAsia"/>
+          </w:rPr>
+          <w:t xml:space="preserve">Jazeera，2026-05-29</w:t>
+        </w:r>
+      </w:hyperlink>
+      <w:r>
+        <w:rPr>
+          <w:rFonts w:hint="eastAsia"/>
+        </w:rPr>
+        <w:t xml:space="preserve">）。</w:t>
       </w:r>
     </w:p>
     <w:p>
@@ -558,7 +751,21 @@
         <w:rPr>
           <w:rFonts w:hint="eastAsia"/>
         </w:rPr>
-        <w:t xml:space="preserve">【事实】约40%新兵来自”脆弱人群”（囚犯、债务人），兵员质量持续下滑（Carnegie）。Putin于2026年5月26日签法免除新兵最高14万美元债务——这是在用涨价购买持续缩水的兵源。</w:t>
+        <w:t xml:space="preserve">【事实】约40%新兵来自”脆弱人群”（囚犯、债务人），兵员质量持续下滑（</w:t>
+      </w:r>
+      <w:hyperlink r:id="rId22">
+        <w:r>
+          <w:rPr>
+            <w:rStyle w:val="Hyperlink"/>
+          </w:rPr>
+          <w:t xml:space="preserve">Carnegie</w:t>
+        </w:r>
+      </w:hyperlink>
+      <w:r>
+        <w:rPr>
+          <w:rFonts w:hint="eastAsia"/>
+        </w:rPr>
+        <w:t xml:space="preserve">）。Putin于2026年5月26日签法免除新兵最高14万美元债务——这是在用涨价购买持续缩水的兵源。</w:t>
       </w:r>
     </w:p>
     <w:p>
@@ -589,7 +796,21 @@
         <w:rPr>
           <w:rFonts w:hint="eastAsia"/>
         </w:rPr>
-        <w:t xml:space="preserve">【事实/OSINT（开源情报，通过公开渠道收集的军事情报）】储备装甲车/火炮已耗&gt;50%；APC库存降到战前约39%。IISS判断：若维持2024节奏，俄军”2026年初起将没有足够主战坦克支撑有效进攻”。被迫大规模转向摩托车/越野车/小组步兵冲锋；唯一在扩张的火力是滑翔炸弹（UMPK，俄制滑翔炸弹改装套件，给普通炸弹加装滑翔翼，2026年1月单月投&gt;5,700枚）——防区外打击不需兵力集结。</w:t>
+        <w:t xml:space="preserve">【事实/OSINT（开源情报，通过公开渠道收集的军事情报）】储备装甲车/火炮已耗&gt;50%；APC库存降到战前约39%。</w:t>
+      </w:r>
+      <w:hyperlink r:id="rId23">
+        <w:r>
+          <w:rPr>
+            <w:rStyle w:val="Hyperlink"/>
+          </w:rPr>
+          <w:t xml:space="preserve">IISS</w:t>
+        </w:r>
+      </w:hyperlink>
+      <w:r>
+        <w:rPr>
+          <w:rFonts w:hint="eastAsia"/>
+        </w:rPr>
+        <w:t xml:space="preserve">判断：若维持2024节奏，俄军”2026年初起将没有足够主战坦克支撑有效进攻”。被迫大规模转向摩托车/越野车/小组步兵冲锋；唯一在扩张的火力是滑翔炸弹（UMPK，俄制滑翔炸弹改装套件，给普通炸弹加装滑翔翼，2026年1月单月投&gt;5,700枚）——防区外打击不需兵力集结。</w:t>
       </w:r>
     </w:p>
     <w:p>
@@ -620,7 +841,21 @@
         <w:rPr>
           <w:rFonts w:hint="eastAsia"/>
         </w:rPr>
-        <w:t xml:space="preserve">FPV（第一人称视角无人机，操作员通过视频头盔实时操控）+光纤无人机造出15—40公里的”击杀区”，前线”透明化”。光纤无人机无射频信号，无法被电子战干扰，废掉了此前短暂保护车辆的EW手段。任何兵力集结（突破的前提）在集结前即被发现摧毁。Kofman/Lee：</w:t>
+        <w:t xml:space="preserve">FPV（第一人称视角无人机，操作员通过视频头盔实时操控）+光纤无人机造出15—40公里的”击杀区”，前线”透明化”。光纤无人机无射频信号，无法被电子战干扰，废掉了此前短暂保护车辆的EW手段。任何兵力集结（突破的前提）在集结前即被发现摧毁。</w:t>
+      </w:r>
+      <w:hyperlink r:id="rId24">
+        <w:r>
+          <w:rPr>
+            <w:rStyle w:val="Hyperlink"/>
+          </w:rPr>
+          <w:t xml:space="preserve">Kofman/Lee</w:t>
+        </w:r>
+      </w:hyperlink>
+      <w:r>
+        <w:rPr>
+          <w:rFonts w:hint="eastAsia"/>
+        </w:rPr>
+        <w:t xml:space="preserve">：</w:t>
       </w:r>
       <w:r>
         <w:rPr>
@@ -636,9 +871,9 @@
         </w:pict>
       </w:r>
     </w:p>
-    <w:bookmarkEnd w:id="12"/>
-    <w:bookmarkEnd w:id="13"/>
-    <w:bookmarkStart w:id="21" w:name="二attrition数学转折点的量化阈值"/>
+    <w:bookmarkEnd w:id="25"/>
+    <w:bookmarkEnd w:id="26"/>
+    <w:bookmarkStart w:id="37" w:name="二attrition数学转折点的量化阈值"/>
     <w:p>
       <w:pPr>
         <w:pStyle w:val="Heading2"/>
@@ -650,7 +885,7 @@
         <w:t xml:space="preserve">二、Attrition数学：转折点的量化阈值</w:t>
       </w:r>
     </w:p>
-    <w:bookmarkStart w:id="14" w:name="交换比必须除以兵力池不对称"/>
+    <w:bookmarkStart w:id="27" w:name="交换比必须除以兵力池不对称"/>
     <w:p>
       <w:pPr>
         <w:pStyle w:val="Heading3"/>
@@ -723,8 +958,8 @@
         <w:t xml:space="preserve">：乌克兰即使保持2:1的交换比，只要低于约3:1的池比，它的池子仍先见底——这是”纯人力数学上时间偏向俄罗斯”的底层原因。</w:t>
       </w:r>
     </w:p>
-    <w:bookmarkEnd w:id="14"/>
-    <w:bookmarkStart w:id="15" w:name="转折点的两种等价表述"/>
+    <w:bookmarkEnd w:id="27"/>
+    <w:bookmarkStart w:id="29" w:name="转折点的两种等价表述"/>
     <w:p>
       <w:pPr>
         <w:pStyle w:val="Heading3"/>
@@ -755,7 +990,21 @@
         <w:rPr>
           <w:rFonts w:hint="eastAsia"/>
         </w:rPr>
-        <w:t xml:space="preserve">：乌克兰要让纯attrition转向对自己有利，须持续保持≥3:1；决定性要4—5:1。Frontelligence：乌克兰需把损失比改善到”at</w:t>
+        <w:t xml:space="preserve">：乌克兰要让纯attrition转向对自己有利，须持续保持≥3:1；决定性要4—5:1。</w:t>
+      </w:r>
+      <w:hyperlink r:id="rId28">
+        <w:r>
+          <w:rPr>
+            <w:rStyle w:val="Hyperlink"/>
+          </w:rPr>
+          <w:t xml:space="preserve">Frontelligence</w:t>
+        </w:r>
+      </w:hyperlink>
+      <w:r>
+        <w:rPr>
+          <w:rFonts w:hint="eastAsia"/>
+        </w:rPr>
+        <w:t xml:space="preserve">：乌克兰需把损失比改善到”at</w:t>
       </w:r>
       <w:r>
         <w:t xml:space="preserve"> least </w:t>
@@ -786,8 +1035,8 @@
         <w:t xml:space="preserve">：俄罗斯再生约28,200—30,000人/月。若乌克兰持续造成&gt;35,000—40,000/月俄军损失，则俄罗斯力量生成转净负，池子耗尽——这是操作上的转折阈值。该阈值在2026年3月被触及（单月35,203），关键是能否持续。</w:t>
       </w:r>
     </w:p>
-    <w:bookmarkEnd w:id="15"/>
-    <w:bookmarkStart w:id="19" w:name="双向临界矩阵图1见下"/>
+    <w:bookmarkEnd w:id="29"/>
+    <w:bookmarkStart w:id="33" w:name="双向临界矩阵图1见下"/>
     <w:p>
       <w:pPr>
         <w:pStyle w:val="Heading3"/>
@@ -1024,18 +1273,18 @@
           <wp:inline>
             <wp:extent cx="5334000" cy="2855826"/>
             <wp:effectExtent b="0" l="0" r="0" t="0"/>
-            <wp:docPr descr="图1：双方月度损耗 vs 俄方再生能力" title="" id="17" name="Picture"/>
+            <wp:docPr descr="图1：双方月度损耗 vs 俄方再生能力" title="" id="31" name="Picture"/>
             <a:graphic>
               <a:graphicData uri="http://schemas.openxmlformats.org/drawingml/2006/picture">
                 <pic:pic>
                   <pic:nvPicPr>
-                    <pic:cNvPr descr="assets/figru_1.png" id="18" name="Picture"/>
+                    <pic:cNvPr descr="assets/figru_1.png" id="32" name="Picture"/>
                     <pic:cNvPicPr>
                       <a:picLocks noChangeArrowheads="1" noChangeAspect="1"/>
                     </pic:cNvPicPr>
                   </pic:nvPicPr>
                   <pic:blipFill>
-                    <a:blip r:embed="rId16"/>
+                    <a:blip r:embed="rId30"/>
                     <a:stretch>
                       <a:fillRect/>
                     </a:stretch>
@@ -1110,8 +1359,8 @@
         <w:t xml:space="preserve">Jazeera、IISS、乌克兰总参谋部（日均数字折算）、LBC/Carnegie（招募估算）。</w:t>
       </w:r>
     </w:p>
-    <w:bookmarkEnd w:id="19"/>
-    <w:bookmarkStart w:id="20" w:name="两国各自距临界线"/>
+    <w:bookmarkEnd w:id="33"/>
+    <w:bookmarkStart w:id="36" w:name="两国各自距临界线"/>
     <w:p>
       <w:pPr>
         <w:pStyle w:val="Heading3"/>
@@ -1156,7 +1405,36 @@
         <w:rPr>
           <w:rFonts w:hint="eastAsia"/>
         </w:rPr>
-        <w:t xml:space="preserve">（库存物理耗尽，不像兵源可靠政治选择扩）。荷兰军情局（MIVD，2026年4月）评估俄方累计永久损失约120万人（阵亡50万以上）——属西方情报机构高端估计，与Mediazona约352,000阵亡（obituaries计，偏低）构成宽区间，区间跨度本身即说明不确定性之大。</w:t>
+        <w:t xml:space="preserve">（库存物理耗尽，不像兵源可靠政治选择扩）。</w:t>
+      </w:r>
+      <w:hyperlink r:id="rId34">
+        <w:r>
+          <w:rPr>
+            <w:rStyle w:val="Hyperlink"/>
+            <w:rFonts w:hint="eastAsia"/>
+          </w:rPr>
+          <w:t xml:space="preserve">荷兰军情局（MIVD，2026年4月）</w:t>
+        </w:r>
+      </w:hyperlink>
+      <w:r>
+        <w:rPr>
+          <w:rFonts w:hint="eastAsia"/>
+        </w:rPr>
+        <w:t xml:space="preserve">评估俄方累计永久损失约120万人（阵亡50万以上）——属西方情报机构高端估计，与</w:t>
+      </w:r>
+      <w:hyperlink r:id="rId35">
+        <w:r>
+          <w:rPr>
+            <w:rStyle w:val="Hyperlink"/>
+          </w:rPr>
+          <w:t xml:space="preserve">Mediazona</w:t>
+        </w:r>
+      </w:hyperlink>
+      <w:r>
+        <w:rPr>
+          <w:rFonts w:hint="eastAsia"/>
+        </w:rPr>
+        <w:t xml:space="preserve">约352,000阵亡（obituaries计，偏低）构成宽区间，区间跨度本身即说明不确定性之大。</w:t>
       </w:r>
     </w:p>
     <w:p>
@@ -1185,9 +1463,9 @@
         </w:pict>
       </w:r>
     </w:p>
-    <w:bookmarkEnd w:id="20"/>
-    <w:bookmarkEnd w:id="21"/>
-    <w:bookmarkStart w:id="28" w:name="三伊朗霍尔木兹危机俄罗斯战争财政的意外外生托底"/>
+    <w:bookmarkEnd w:id="36"/>
+    <w:bookmarkEnd w:id="37"/>
+    <w:bookmarkStart w:id="49" w:name="三伊朗霍尔木兹危机俄罗斯战争财政的意外外生托底"/>
     <w:p>
       <w:pPr>
         <w:pStyle w:val="Heading2"/>
@@ -1199,7 +1477,7 @@
         <w:t xml:space="preserve">三、伊朗/霍尔木兹危机：俄罗斯战争财政的意外外生托底</w:t>
       </w:r>
     </w:p>
-    <w:bookmarkStart w:id="25" w:name="霍尔木兹关闭的油价轨迹"/>
+    <w:bookmarkStart w:id="43" w:name="霍尔木兹关闭的油价轨迹"/>
     <w:p>
       <w:pPr>
         <w:pStyle w:val="Heading3"/>
@@ -1222,7 +1500,36 @@
         <w:rPr>
           <w:rFonts w:hint="eastAsia"/>
         </w:rPr>
-        <w:t xml:space="preserve">【事实】2026年2月28日，美以联合空袭伊朗后，伊朗宣布封锁霍尔木兹海峡。以下价格数据来自Fortune.com日报与Bloomberg图表（多源一致，高可信度）：</w:t>
+        <w:t xml:space="preserve">【事实】2026年2月28日，美以联合空袭伊朗后，伊朗宣布封锁霍尔木兹海峡。以下价格数据来自</w:t>
+      </w:r>
+      <w:hyperlink r:id="rId38">
+        <w:r>
+          <w:rPr>
+            <w:rStyle w:val="Hyperlink"/>
+            <w:rFonts w:hint="eastAsia"/>
+          </w:rPr>
+          <w:t xml:space="preserve">Fortune.com日报</w:t>
+        </w:r>
+      </w:hyperlink>
+      <w:r>
+        <w:rPr>
+          <w:rFonts w:hint="eastAsia"/>
+        </w:rPr>
+        <w:t xml:space="preserve">与</w:t>
+      </w:r>
+      <w:hyperlink r:id="rId39">
+        <w:r>
+          <w:rPr>
+            <w:rStyle w:val="Hyperlink"/>
+          </w:rPr>
+          <w:t xml:space="preserve">Bloomberg</w:t>
+        </w:r>
+      </w:hyperlink>
+      <w:r>
+        <w:rPr>
+          <w:rFonts w:hint="eastAsia"/>
+        </w:rPr>
+        <w:t xml:space="preserve">图表（多源一致，高可信度）：</w:t>
       </w:r>
     </w:p>
     <w:tbl>
@@ -1586,18 +1893,18 @@
           <wp:inline>
             <wp:extent cx="5334000" cy="2858781"/>
             <wp:effectExtent b="0" l="0" r="0" t="0"/>
-            <wp:docPr descr="图3：霍尔木兹危机对俄罗斯油价收入的提振（2026年2—5月）" title="" id="23" name="Picture"/>
+            <wp:docPr descr="图3：霍尔木兹危机对俄罗斯油价收入的提振（2026年2—5月）" title="" id="41" name="Picture"/>
             <a:graphic>
               <a:graphicData uri="http://schemas.openxmlformats.org/drawingml/2006/picture">
                 <pic:pic>
                   <pic:nvPicPr>
-                    <pic:cNvPr descr="assets/figru_3.png" id="24" name="Picture"/>
+                    <pic:cNvPr descr="assets/figru_3.png" id="42" name="Picture"/>
                     <pic:cNvPicPr>
                       <a:picLocks noChangeArrowheads="1" noChangeAspect="1"/>
                     </pic:cNvPicPr>
                   </pic:nvPicPr>
                   <pic:blipFill>
-                    <a:blip r:embed="rId22"/>
+                    <a:blip r:embed="rId40"/>
                     <a:stretch>
                       <a:fillRect/>
                     </a:stretch>
@@ -1663,8 +1970,8 @@
         <w:t xml:space="preserve">M/day）。金色填充区为Brent超过G7价格上限（$44.1/桶）的部分——整个3—5月区间价格上限均形同虚设。关键事件节点叠加于价格线上。</w:t>
       </w:r>
     </w:p>
-    <w:bookmarkEnd w:id="25"/>
-    <w:bookmarkStart w:id="26" w:name="俄罗斯化石燃料收入量化crea月报-kse油轨跟踪器"/>
+    <w:bookmarkEnd w:id="43"/>
+    <w:bookmarkStart w:id="46" w:name="俄罗斯化石燃料收入量化crea月报-kse油轨跟踪器"/>
     <w:p>
       <w:pPr>
         <w:pStyle w:val="Heading3"/>
@@ -1696,7 +2003,21 @@
         <w:rPr>
           <w:rFonts w:hint="eastAsia"/>
         </w:rPr>
-        <w:t xml:space="preserve">【事实，高可信度，CREA为独立机构数据】：</w:t>
+        <w:t xml:space="preserve">【事实，高可信度，</w:t>
+      </w:r>
+      <w:hyperlink r:id="rId44">
+        <w:r>
+          <w:rPr>
+            <w:rStyle w:val="Hyperlink"/>
+          </w:rPr>
+          <w:t xml:space="preserve">CREA</w:t>
+        </w:r>
+      </w:hyperlink>
+      <w:r>
+        <w:rPr>
+          <w:rFonts w:hint="eastAsia"/>
+        </w:rPr>
+        <w:t xml:space="preserve">为独立机构数据】：</w:t>
       </w:r>
     </w:p>
     <w:p>
@@ -1821,27 +2142,204 @@
         <w:t xml:space="preserve"> </w:t>
       </w:r>
       <w:r>
+        <w:t xml:space="preserve">-</w:t>
+      </w:r>
+      <w:r>
+        <w:t xml:space="preserve"> </w:t>
+      </w:r>
+      <w:hyperlink r:id="rId45">
+        <w:r>
+          <w:rPr>
+            <w:rStyle w:val="Hyperlink"/>
+          </w:rPr>
+          <w:t xml:space="preserve">KSE</w:t>
+        </w:r>
+      </w:hyperlink>
+      <w:r>
+        <w:rPr>
+          <w:rFonts w:hint="eastAsia"/>
+        </w:rPr>
+        <w:t xml:space="preserve">估算3月石油出口收入总额：</w:t>
+      </w:r>
+      <w:r>
+        <w:rPr>
+          <w:rFonts w:hint="eastAsia"/>
+          <w:b/>
+          <w:bCs/>
+        </w:rPr>
+        <w:t xml:space="preserve">$190亿</w:t>
+      </w:r>
+      <w:r>
+        <w:rPr>
+          <w:rFonts w:hint="eastAsia"/>
+        </w:rPr>
+        <w:t xml:space="preserve">（环比增加$93亿）</w:t>
+      </w:r>
+    </w:p>
+    <w:p>
+      <w:pPr>
+        <w:pStyle w:val="BodyText"/>
+      </w:pPr>
+      <w:r>
+        <w:rPr>
+          <w:rFonts w:hint="eastAsia"/>
+          <w:b/>
+          <w:bCs/>
+        </w:rPr>
+        <w:t xml:space="preserve">2026年4月（持续高位）</w:t>
+      </w:r>
+      <w:r>
+        <w:rPr>
+          <w:rFonts w:hint="eastAsia"/>
+        </w:rPr>
+        <w:t xml:space="preserve">：</w:t>
+      </w:r>
+      <w:r>
+        <w:t xml:space="preserve"> </w:t>
+      </w:r>
+      <w:r>
         <w:t xml:space="preserve">- </w:t>
       </w:r>
       <w:r>
         <w:rPr>
           <w:rFonts w:hint="eastAsia"/>
         </w:rPr>
-        <w:t xml:space="preserve">KSE估算3月石油出口收入总额：</w:t>
-      </w:r>
-      <w:r>
-        <w:rPr>
-          <w:rFonts w:hint="eastAsia"/>
-          <w:b/>
-          <w:bCs/>
-        </w:rPr>
-        <w:t xml:space="preserve">$190亿</w:t>
-      </w:r>
-      <w:r>
-        <w:rPr>
-          <w:rFonts w:hint="eastAsia"/>
-        </w:rPr>
-        <w:t xml:space="preserve">（环比增加$93亿）</w:t>
+        <w:t xml:space="preserve">俄方化石燃料出口日均收入：</w:t>
+      </w:r>
+      <w:r>
+        <w:rPr>
+          <w:b/>
+          <w:bCs/>
+        </w:rPr>
+        <w:t xml:space="preserve">EUR </w:t>
+      </w:r>
+      <w:r>
+        <w:rPr>
+          <w:rFonts w:hint="eastAsia"/>
+          <w:b/>
+          <w:bCs/>
+        </w:rPr>
+        <w:t xml:space="preserve">733—734百万/天</w:t>
+      </w:r>
+      <w:r>
+        <w:rPr>
+          <w:rFonts w:hint="eastAsia"/>
+        </w:rPr>
+        <w:t xml:space="preserve">（进一步+4%，创2023年9月以来新高）</w:t>
+      </w:r>
+      <w:r>
+        <w:t xml:space="preserve"> </w:t>
+      </w:r>
+      <w:r>
+        <w:t xml:space="preserve">- </w:t>
+      </w:r>
+      <w:r>
+        <w:rPr>
+          <w:rFonts w:hint="eastAsia"/>
+        </w:rPr>
+        <w:t xml:space="preserve">Urals均价：</w:t>
+      </w:r>
+      <w:r>
+        <w:rPr>
+          <w:rFonts w:hint="eastAsia"/>
+          <w:b/>
+          <w:bCs/>
+        </w:rPr>
+        <w:t xml:space="preserve">$112.3/桶</w:t>
+      </w:r>
+      <w:r>
+        <w:rPr>
+          <w:rFonts w:hint="eastAsia"/>
+        </w:rPr>
+        <w:t xml:space="preserve">（环比+19%），超过EU/UK价格上限$44.1/桶的</w:t>
+      </w:r>
+      <w:r>
+        <w:rPr>
+          <w:b/>
+          <w:bCs/>
+        </w:rPr>
+        <w:t xml:space="preserve">155%</w:t>
+      </w:r>
+      <w:r>
+        <w:t xml:space="preserve"> </w:t>
+      </w:r>
+      <w:r>
+        <w:t xml:space="preserve">- </w:t>
+      </w:r>
+      <w:r>
+        <w:rPr>
+          <w:rFonts w:hint="eastAsia"/>
+        </w:rPr>
+        <w:t xml:space="preserve">54%的俄方海运原油经”影子油轮”运输（3月为48%）</w:t>
+      </w:r>
+      <w:r>
+        <w:t xml:space="preserve"> </w:t>
+      </w:r>
+      <w:r>
+        <w:t xml:space="preserve">- </w:t>
+      </w:r>
+      <w:r>
+        <w:rPr>
+          <w:rFonts w:hint="eastAsia"/>
+        </w:rPr>
+        <w:t xml:space="preserve">管道天然气：EUR</w:t>
+      </w:r>
+      <w:r>
+        <w:t xml:space="preserve"> </w:t>
+      </w:r>
+      <w:r>
+        <w:rPr>
+          <w:rFonts w:hint="eastAsia"/>
+        </w:rPr>
+        <w:t xml:space="preserve">82百万/天（+15%</w:t>
+      </w:r>
+      <w:r>
+        <w:t xml:space="preserve"> </w:t>
+      </w:r>
+      <w:r>
+        <w:rPr>
+          <w:rFonts w:hint="eastAsia"/>
+        </w:rPr>
+        <w:t xml:space="preserve">MoM）；LNG：EUR</w:t>
+      </w:r>
+      <w:r>
+        <w:t xml:space="preserve"> </w:t>
+      </w:r>
+      <w:r>
+        <w:rPr>
+          <w:rFonts w:hint="eastAsia"/>
+        </w:rPr>
+        <w:t xml:space="preserve">58百万/天（+25%</w:t>
+      </w:r>
+      <w:r>
+        <w:t xml:space="preserve"> </w:t>
+      </w:r>
+      <w:r>
+        <w:rPr>
+          <w:rFonts w:hint="eastAsia"/>
+        </w:rPr>
+        <w:t xml:space="preserve">MoM）</w:t>
+      </w:r>
+      <w:r>
+        <w:t xml:space="preserve"> </w:t>
+      </w:r>
+      <w:r>
+        <w:t xml:space="preserve">- </w:t>
+      </w:r>
+      <w:r>
+        <w:rPr>
+          <w:rFonts w:hint="eastAsia"/>
+        </w:rPr>
+        <w:t xml:space="preserve">KSE预测：若G7价格上限得到完全执行，4月将减少俄方收入约46%，约EUR</w:t>
+      </w:r>
+      <w:r>
+        <w:t xml:space="preserve"> </w:t>
+      </w:r>
+      <w:r>
+        <w:rPr>
+          <w:rFonts w:hint="eastAsia"/>
+        </w:rPr>
+        <w:t xml:space="preserve">67亿——但事实上未被执行</w:t>
       </w:r>
     </w:p>
     <w:p>
@@ -1854,7 +2352,7 @@
           <w:b/>
           <w:bCs/>
         </w:rPr>
-        <w:t xml:space="preserve">2026年4月（持续高位）</w:t>
+        <w:t xml:space="preserve">全年视角（KSE基准情景）</w:t>
       </w:r>
       <w:r>
         <w:rPr>
@@ -1872,28 +2370,15 @@
         <w:rPr>
           <w:rFonts w:hint="eastAsia"/>
         </w:rPr>
-        <w:t xml:space="preserve">俄方化石燃料出口日均收入：</w:t>
-      </w:r>
-      <w:r>
-        <w:rPr>
-          <w:b/>
-          <w:bCs/>
-        </w:rPr>
-        <w:t xml:space="preserve">EUR </w:t>
-      </w:r>
-      <w:r>
-        <w:rPr>
-          <w:rFonts w:hint="eastAsia"/>
-          <w:b/>
-          <w:bCs/>
-        </w:rPr>
-        <w:t xml:space="preserve">733—734百万/天</w:t>
-      </w:r>
-      <w:r>
-        <w:rPr>
-          <w:rFonts w:hint="eastAsia"/>
-        </w:rPr>
-        <w:t xml:space="preserve">（进一步+4%，创2023年9月以来新高）</w:t>
+        <w:t xml:space="preserve">2026年全年化石燃料出口收入基准预测：</w:t>
+      </w:r>
+      <w:r>
+        <w:rPr>
+          <w:rFonts w:hint="eastAsia"/>
+          <w:b/>
+          <w:bCs/>
+        </w:rPr>
+        <w:t xml:space="preserve">$1,890亿</w:t>
       </w:r>
       <w:r>
         <w:t xml:space="preserve"> </w:t>
@@ -1905,28 +2390,7 @@
         <w:rPr>
           <w:rFonts w:hint="eastAsia"/>
         </w:rPr>
-        <w:t xml:space="preserve">Urals均价：</w:t>
-      </w:r>
-      <w:r>
-        <w:rPr>
-          <w:rFonts w:hint="eastAsia"/>
-          <w:b/>
-          <w:bCs/>
-        </w:rPr>
-        <w:t xml:space="preserve">$112.3/桶</w:t>
-      </w:r>
-      <w:r>
-        <w:rPr>
-          <w:rFonts w:hint="eastAsia"/>
-        </w:rPr>
-        <w:t xml:space="preserve">（环比+19%），超过EU/UK价格上限$44.1/桶的</w:t>
-      </w:r>
-      <w:r>
-        <w:rPr>
-          <w:b/>
-          <w:bCs/>
-        </w:rPr>
-        <w:t xml:space="preserve">155%</w:t>
+        <w:t xml:space="preserve">乐观情景（油价部分回落）：$1,640亿</w:t>
       </w:r>
       <w:r>
         <w:t xml:space="preserve"> </w:t>
@@ -1938,177 +2402,54 @@
         <w:rPr>
           <w:rFonts w:hint="eastAsia"/>
         </w:rPr>
-        <w:t xml:space="preserve">54%的俄方海运原油经”影子油轮”运输（3月为48%）</w:t>
-      </w:r>
-      <w:r>
-        <w:t xml:space="preserve"> </w:t>
-      </w:r>
-      <w:r>
-        <w:t xml:space="preserve">- </w:t>
-      </w:r>
-      <w:r>
-        <w:rPr>
-          <w:rFonts w:hint="eastAsia"/>
-        </w:rPr>
-        <w:t xml:space="preserve">管道天然气：EUR</w:t>
-      </w:r>
-      <w:r>
-        <w:t xml:space="preserve"> </w:t>
-      </w:r>
-      <w:r>
-        <w:rPr>
-          <w:rFonts w:hint="eastAsia"/>
-        </w:rPr>
-        <w:t xml:space="preserve">82百万/天（+15%</w:t>
-      </w:r>
-      <w:r>
-        <w:t xml:space="preserve"> </w:t>
-      </w:r>
-      <w:r>
-        <w:rPr>
-          <w:rFonts w:hint="eastAsia"/>
-        </w:rPr>
-        <w:t xml:space="preserve">MoM）；LNG：EUR</w:t>
-      </w:r>
-      <w:r>
-        <w:t xml:space="preserve"> </w:t>
-      </w:r>
-      <w:r>
-        <w:rPr>
-          <w:rFonts w:hint="eastAsia"/>
-        </w:rPr>
-        <w:t xml:space="preserve">58百万/天（+25%</w:t>
-      </w:r>
-      <w:r>
-        <w:t xml:space="preserve"> </w:t>
-      </w:r>
-      <w:r>
-        <w:rPr>
-          <w:rFonts w:hint="eastAsia"/>
-        </w:rPr>
-        <w:t xml:space="preserve">MoM）</w:t>
-      </w:r>
-      <w:r>
-        <w:t xml:space="preserve"> </w:t>
-      </w:r>
-      <w:r>
-        <w:t xml:space="preserve">- </w:t>
-      </w:r>
-      <w:r>
-        <w:rPr>
-          <w:rFonts w:hint="eastAsia"/>
-        </w:rPr>
-        <w:t xml:space="preserve">KSE预测：若G7价格上限得到完全执行，4月将减少俄方收入约46%，约EUR</w:t>
-      </w:r>
-      <w:r>
-        <w:t xml:space="preserve"> </w:t>
-      </w:r>
-      <w:r>
-        <w:rPr>
-          <w:rFonts w:hint="eastAsia"/>
-        </w:rPr>
-        <w:t xml:space="preserve">67亿——但事实上未被执行</w:t>
+        <w:t xml:space="preserve">极端情景（高油价持续）：$2,440亿</w:t>
+      </w:r>
+    </w:p>
+    <w:bookmarkEnd w:id="46"/>
+    <w:bookmarkStart w:id="48" w:name="制裁剪刀差被油价溢出覆盖"/>
+    <w:p>
+      <w:pPr>
+        <w:pStyle w:val="Heading3"/>
+      </w:pPr>
+      <w:r>
+        <w:t xml:space="preserve">3.3 </w:t>
+      </w:r>
+      <w:r>
+        <w:rPr>
+          <w:rFonts w:hint="eastAsia"/>
+        </w:rPr>
+        <w:t xml:space="preserve">制裁”剪刀差”被油价溢出覆盖</w:t>
+      </w:r>
+    </w:p>
+    <w:p>
+      <w:pPr>
+        <w:pStyle w:val="FirstParagraph"/>
+      </w:pPr>
+      <w:r>
+        <w:rPr>
+          <w:rFonts w:hint="eastAsia"/>
+        </w:rPr>
+        <w:t xml:space="preserve">【推演，基于CREA/KSE数据的机制分析】：G7价格上限设计的逻辑是将Urals压在$44.1/桶以下，切断超额收入与战争融资的联系。但霍尔木兹危机将实际交易价格推至$112.3/桶，差价约$68/桶完全由俄方（通过影子船队）和中间商获取。这是制裁史上少见的”价格溢出覆盖制裁剪刀差”场景——外生地缘事件（与俄罗斯无关的美以—伊朗冲突）意外成为俄罗斯制裁规避的最大帮手。</w:t>
       </w:r>
     </w:p>
     <w:p>
       <w:pPr>
         <w:pStyle w:val="BodyText"/>
       </w:pPr>
-      <w:r>
-        <w:rPr>
-          <w:rFonts w:hint="eastAsia"/>
-          <w:b/>
-          <w:bCs/>
-        </w:rPr>
-        <w:t xml:space="preserve">全年视角（KSE基准情景）</w:t>
-      </w:r>
-      <w:r>
-        <w:rPr>
-          <w:rFonts w:hint="eastAsia"/>
-        </w:rPr>
-        <w:t xml:space="preserve">：</w:t>
-      </w:r>
-      <w:r>
-        <w:t xml:space="preserve"> </w:t>
-      </w:r>
-      <w:r>
-        <w:t xml:space="preserve">- </w:t>
-      </w:r>
-      <w:r>
-        <w:rPr>
-          <w:rFonts w:hint="eastAsia"/>
-        </w:rPr>
-        <w:t xml:space="preserve">2026年全年化石燃料出口收入基准预测：</w:t>
-      </w:r>
-      <w:r>
-        <w:rPr>
-          <w:rFonts w:hint="eastAsia"/>
-          <w:b/>
-          <w:bCs/>
-        </w:rPr>
-        <w:t xml:space="preserve">$1,890亿</w:t>
-      </w:r>
-      <w:r>
-        <w:t xml:space="preserve"> </w:t>
-      </w:r>
-      <w:r>
-        <w:t xml:space="preserve">- </w:t>
-      </w:r>
-      <w:r>
-        <w:rPr>
-          <w:rFonts w:hint="eastAsia"/>
-        </w:rPr>
-        <w:t xml:space="preserve">乐观情景（油价部分回落）：$1,640亿</w:t>
-      </w:r>
-      <w:r>
-        <w:t xml:space="preserve"> </w:t>
-      </w:r>
-      <w:r>
-        <w:t xml:space="preserve">- </w:t>
-      </w:r>
-      <w:r>
-        <w:rPr>
-          <w:rFonts w:hint="eastAsia"/>
-        </w:rPr>
-        <w:t xml:space="preserve">极端情景（高油价持续）：$2,440亿</w:t>
-      </w:r>
-    </w:p>
-    <w:bookmarkEnd w:id="26"/>
-    <w:bookmarkStart w:id="27" w:name="制裁剪刀差被油价溢出覆盖"/>
-    <w:p>
-      <w:pPr>
-        <w:pStyle w:val="Heading3"/>
-      </w:pPr>
-      <w:r>
-        <w:t xml:space="preserve">3.3 </w:t>
-      </w:r>
-      <w:r>
-        <w:rPr>
-          <w:rFonts w:hint="eastAsia"/>
-        </w:rPr>
-        <w:t xml:space="preserve">制裁”剪刀差”被油价溢出覆盖</w:t>
-      </w:r>
-    </w:p>
-    <w:p>
-      <w:pPr>
-        <w:pStyle w:val="FirstParagraph"/>
-      </w:pPr>
-      <w:r>
-        <w:rPr>
-          <w:rFonts w:hint="eastAsia"/>
-        </w:rPr>
-        <w:t xml:space="preserve">【推演，基于CREA/KSE数据的机制分析】：G7价格上限设计的逻辑是将Urals压在$44.1/桶以下，切断超额收入与战争融资的联系。但霍尔木兹危机将实际交易价格推至$112.3/桶，差价约$68/桶完全由俄方（通过影子船队）和中间商获取。这是制裁史上少见的”价格溢出覆盖制裁剪刀差”场景——外生地缘事件（与俄罗斯无关的美以—伊朗冲突）意外成为俄罗斯制裁规避的最大帮手。</w:t>
-      </w:r>
-    </w:p>
-    <w:p>
-      <w:pPr>
-        <w:pStyle w:val="BodyText"/>
-      </w:pPr>
-      <w:r>
-        <w:rPr>
-          <w:rFonts w:hint="eastAsia"/>
-        </w:rPr>
-        <w:t xml:space="preserve">Carnegie的Vakulenko分析乌克兰对炼厂打击的效果时指出：打击造成的是出口</w:t>
+      <w:hyperlink r:id="rId47">
+        <w:r>
+          <w:rPr>
+            <w:rStyle w:val="Hyperlink"/>
+            <w:rFonts w:hint="eastAsia"/>
+          </w:rPr>
+          <w:t xml:space="preserve">Carnegie的Vakulenko</w:t>
+        </w:r>
+      </w:hyperlink>
+      <w:r>
+        <w:rPr>
+          <w:rFonts w:hint="eastAsia"/>
+        </w:rPr>
+        <w:t xml:space="preserve">分析乌克兰对炼厂打击的效果时指出：打击造成的是出口</w:t>
       </w:r>
       <w:r>
         <w:rPr>
@@ -2132,9 +2473,9 @@
         </w:pict>
       </w:r>
     </w:p>
-    <w:bookmarkEnd w:id="27"/>
-    <w:bookmarkEnd w:id="28"/>
-    <w:bookmarkStart w:id="34" w:name="四两国财政脆弱性性质的根本不对称"/>
+    <w:bookmarkEnd w:id="48"/>
+    <w:bookmarkEnd w:id="49"/>
+    <w:bookmarkStart w:id="58" w:name="四两国财政脆弱性性质的根本不对称"/>
     <w:p>
       <w:pPr>
         <w:pStyle w:val="Heading2"/>
@@ -2155,18 +2496,18 @@
           <wp:inline>
             <wp:extent cx="5334000" cy="2733192"/>
             <wp:effectExtent b="0" l="0" r="0" t="0"/>
-            <wp:docPr descr="图2：两国财政对比（双面板）" title="" id="30" name="Picture"/>
+            <wp:docPr descr="图2：两国财政对比（双面板）" title="" id="51" name="Picture"/>
             <a:graphic>
               <a:graphicData uri="http://schemas.openxmlformats.org/drawingml/2006/picture">
                 <pic:pic>
                   <pic:nvPicPr>
-                    <pic:cNvPr descr="assets/figru_2.png" id="31" name="Picture"/>
+                    <pic:cNvPr descr="assets/figru_2.png" id="52" name="Picture"/>
                     <pic:cNvPicPr>
                       <a:picLocks noChangeArrowheads="1" noChangeAspect="1"/>
                     </pic:cNvPicPr>
                   </pic:nvPicPr>
                   <pic:blipFill>
-                    <a:blip r:embed="rId29"/>
+                    <a:blip r:embed="rId50"/>
                     <a:stretch>
                       <a:fillRect/>
                     </a:stretch>
@@ -2707,7 +3048,7 @@
         </w:tc>
       </w:tr>
     </w:tbl>
-    <w:bookmarkStart w:id="32" w:name="俄罗斯内生慢性自控"/>
+    <w:bookmarkStart w:id="56" w:name="俄罗斯内生慢性自控"/>
     <w:p>
       <w:pPr>
         <w:pStyle w:val="Heading3"/>
@@ -2753,16 +3094,55 @@
         <w:rPr>
           <w:rFonts w:hint="eastAsia"/>
         </w:rPr>
-        <w:t xml:space="preserve">分析共识（Kluge</w:t>
-      </w:r>
-      <w:r>
-        <w:t xml:space="preserve"> / Prokopenko / </w:t>
-      </w:r>
-      <w:r>
-        <w:rPr>
-          <w:rFonts w:hint="eastAsia"/>
-        </w:rPr>
-        <w:t xml:space="preserve">BOFIT）：靠本土借债、加税、货币贬值，莫斯科可再撑</w:t>
+        <w:t xml:space="preserve">分析共识（</w:t>
+      </w:r>
+      <w:hyperlink r:id="rId53">
+        <w:r>
+          <w:rPr>
+            <w:rStyle w:val="Hyperlink"/>
+          </w:rPr>
+          <w:t xml:space="preserve">Kluge</w:t>
+        </w:r>
+      </w:hyperlink>
+      <w:r>
+        <w:t xml:space="preserve"> </w:t>
+      </w:r>
+      <w:r>
+        <w:t xml:space="preserve">/</w:t>
+      </w:r>
+      <w:r>
+        <w:t xml:space="preserve"> </w:t>
+      </w:r>
+      <w:hyperlink r:id="rId54">
+        <w:r>
+          <w:rPr>
+            <w:rStyle w:val="Hyperlink"/>
+          </w:rPr>
+          <w:t xml:space="preserve">Prokopenko</w:t>
+        </w:r>
+      </w:hyperlink>
+      <w:r>
+        <w:t xml:space="preserve"> </w:t>
+      </w:r>
+      <w:r>
+        <w:t xml:space="preserve">/</w:t>
+      </w:r>
+      <w:r>
+        <w:t xml:space="preserve"> </w:t>
+      </w:r>
+      <w:hyperlink r:id="rId55">
+        <w:r>
+          <w:rPr>
+            <w:rStyle w:val="Hyperlink"/>
+          </w:rPr>
+          <w:t xml:space="preserve">BOFIT</w:t>
+        </w:r>
+      </w:hyperlink>
+      <w:r>
+        <w:rPr>
+          <w:rFonts w:hint="eastAsia"/>
+        </w:rPr>
+        <w:t xml:space="preserve">）：靠本土借债、加税、货币贬值，莫斯科可再撑</w:t>
       </w:r>
       <w:r>
         <w:rPr>
@@ -2796,8 +3176,8 @@
         <w:t xml:space="preserve">但伊朗油价提振本质上是一次借来的时间——当霍尔木兹逐步重开、Brent回落至$70—80区间，俄方财政将重新面对之前的压力，且累计的NWF消耗不可逆。</w:t>
       </w:r>
     </w:p>
-    <w:bookmarkEnd w:id="32"/>
-    <w:bookmarkStart w:id="33" w:name="乌克兰外生可能骤断"/>
+    <w:bookmarkEnd w:id="56"/>
+    <w:bookmarkStart w:id="57" w:name="乌克兰外生可能骤断"/>
     <w:p>
       <w:pPr>
         <w:pStyle w:val="Heading3"/>
@@ -2879,9 +3259,9 @@
         </w:pict>
       </w:r>
     </w:p>
-    <w:bookmarkEnd w:id="33"/>
-    <w:bookmarkEnd w:id="34"/>
-    <w:bookmarkStart w:id="39" w:name="五武器供应从purl动摇到f-16实战"/>
+    <w:bookmarkEnd w:id="57"/>
+    <w:bookmarkEnd w:id="58"/>
+    <w:bookmarkStart w:id="71" w:name="五武器供应从purl动摇到f-16实战"/>
     <w:p>
       <w:pPr>
         <w:pStyle w:val="Heading2"/>
@@ -2893,7 +3273,7 @@
         <w:t xml:space="preserve">五、武器供应：从PURL动摇到F-16实战</w:t>
       </w:r>
     </w:p>
-    <w:bookmarkStart w:id="35" w:name="purl机制的结构性动摇"/>
+    <w:bookmarkStart w:id="63" w:name="purl机制的结构性动摇"/>
     <w:p>
       <w:pPr>
         <w:pStyle w:val="Heading3"/>
@@ -2930,16 +3310,32 @@
         <w:rPr>
           <w:rFonts w:hint="eastAsia"/>
         </w:rPr>
-        <w:t xml:space="preserve">（补充拜登政府时期已转交乌克兰的装备），而非直接购买新武器转交乌克兰。欧洲各国政府对此强烈质疑，认为不符合资金用于基辅的原始意图（Militarnyi.com/Ukrainska</w:t>
-      </w:r>
-      <w:r>
-        <w:t xml:space="preserve"> </w:t>
-      </w:r>
-      <w:r>
-        <w:rPr>
-          <w:rFonts w:hint="eastAsia"/>
-        </w:rPr>
-        <w:t xml:space="preserve">Pravda，2026年3月）。</w:t>
+        <w:t xml:space="preserve">（补充拜登政府时期已转交乌克兰的装备），而非直接购买新武器转交乌克兰。欧洲各国政府对此强烈质疑，认为不符合资金用于基辅的原始意图（</w:t>
+      </w:r>
+      <w:hyperlink r:id="rId59">
+        <w:r>
+          <w:rPr>
+            <w:rStyle w:val="Hyperlink"/>
+          </w:rPr>
+          <w:t xml:space="preserve">Militarnyi.com</w:t>
+        </w:r>
+      </w:hyperlink>
+      <w:r>
+        <w:t xml:space="preserve">/</w:t>
+      </w:r>
+      <w:hyperlink r:id="rId60">
+        <w:r>
+          <w:rPr>
+            <w:rStyle w:val="Hyperlink"/>
+          </w:rPr>
+          <w:t xml:space="preserve">Ukrainska Pravda</w:t>
+        </w:r>
+      </w:hyperlink>
+      <w:r>
+        <w:rPr>
+          <w:rFonts w:hint="eastAsia"/>
+        </w:rPr>
+        <w:t xml:space="preserve">，2026年3月）。</w:t>
       </w:r>
     </w:p>
     <w:p>
@@ -2950,16 +3346,43 @@
         <w:rPr>
           <w:rFonts w:hint="eastAsia"/>
         </w:rPr>
-        <w:t xml:space="preserve">【事实】2026年5月11日，《华盛顿邮报》报道欧洲国家越来越不愿通过PURL追加资金（Pravda</w:t>
-      </w:r>
-      <w:r>
-        <w:t xml:space="preserve"> </w:t>
-      </w:r>
-      <w:r>
-        <w:rPr>
-          <w:rFonts w:hint="eastAsia"/>
-        </w:rPr>
-        <w:t xml:space="preserve">USA引述）。同期，美以伊朗战场消耗大量美制弹药，欧洲担忧美国将自身订单和对乌交付同时推迟，进一步削弱PURL信心。</w:t>
+        <w:t xml:space="preserve">【事实】2026年5月11日，</w:t>
+      </w:r>
+      <w:hyperlink r:id="rId61">
+        <w:r>
+          <w:rPr>
+            <w:rStyle w:val="Hyperlink"/>
+            <w:rFonts w:hint="eastAsia"/>
+          </w:rPr>
+          <w:t xml:space="preserve">《华盛顿邮报》</w:t>
+        </w:r>
+      </w:hyperlink>
+      <w:r>
+        <w:rPr>
+          <w:rFonts w:hint="eastAsia"/>
+        </w:rPr>
+        <w:t xml:space="preserve">报道欧洲国家越来越不愿通过PURL追加资金（</w:t>
+      </w:r>
+      <w:hyperlink r:id="rId62">
+        <w:r>
+          <w:rPr>
+            <w:rStyle w:val="Hyperlink"/>
+          </w:rPr>
+          <w:t xml:space="preserve">Pravda </w:t>
+        </w:r>
+        <w:r>
+          <w:rPr>
+            <w:rStyle w:val="Hyperlink"/>
+            <w:rFonts w:hint="eastAsia"/>
+          </w:rPr>
+          <w:t xml:space="preserve">USA引述</w:t>
+        </w:r>
+      </w:hyperlink>
+      <w:r>
+        <w:rPr>
+          <w:rFonts w:hint="eastAsia"/>
+        </w:rPr>
+        <w:t xml:space="preserve">）。同期，美以伊朗战场消耗大量美制弹药，欧洲担忧美国将自身订单和对乌交付同时推迟，进一步削弱PURL信心。</w:t>
       </w:r>
     </w:p>
     <w:p>
@@ -2982,8 +3405,8 @@
         <w:t xml:space="preserve">PAC-3）因此更加突出。</w:t>
       </w:r>
     </w:p>
-    <w:bookmarkEnd w:id="35"/>
-    <w:bookmarkStart w:id="36" w:name="f-16实战表现的边界"/>
+    <w:bookmarkEnd w:id="63"/>
+    <w:bookmarkStart w:id="65" w:name="f-16实战表现的边界"/>
     <w:p>
       <w:pPr>
         <w:pStyle w:val="Heading3"/>
@@ -3006,16 +3429,28 @@
         <w:rPr>
           <w:rFonts w:hint="eastAsia"/>
         </w:rPr>
-        <w:t xml:space="preserve">【事实，来源：Aviation</w:t>
-      </w:r>
-      <w:r>
-        <w:t xml:space="preserve"> </w:t>
-      </w:r>
-      <w:r>
-        <w:rPr>
-          <w:rFonts w:hint="eastAsia"/>
-        </w:rPr>
-        <w:t xml:space="preserve">Week，2026年初】截至2026年1月，乌克兰空军通过F-16击落约</w:t>
+        <w:t xml:space="preserve">【事实，来源：</w:t>
+      </w:r>
+      <w:hyperlink r:id="rId64">
+        <w:r>
+          <w:rPr>
+            <w:rStyle w:val="Hyperlink"/>
+          </w:rPr>
+          <w:t xml:space="preserve">Aviation </w:t>
+        </w:r>
+        <w:r>
+          <w:rPr>
+            <w:rStyle w:val="Hyperlink"/>
+            <w:rFonts w:hint="eastAsia"/>
+          </w:rPr>
+          <w:t xml:space="preserve">Week，2026年初</w:t>
+        </w:r>
+      </w:hyperlink>
+      <w:r>
+        <w:rPr>
+          <w:rFonts w:hint="eastAsia"/>
+        </w:rPr>
+        <w:t xml:space="preserve">】截至2026年1月，乌克兰空军通过F-16击落约</w:t>
       </w:r>
       <w:r>
         <w:rPr>
@@ -3082,8 +3517,8 @@
         <w:t xml:space="preserve">【推演】F-16的防空贡献实实在在（拦截1,000目标），但对地打击和制空效果受限于俄方反介入战术，并未改变战场深层均势。F-16更多扮演的是消耗拦截弹的”昂贵工具”角色，不是制空权变量。</w:t>
       </w:r>
     </w:p>
-    <w:bookmarkEnd w:id="36"/>
-    <w:bookmarkStart w:id="37" w:name="乌克兰本土无人机生产工业对抗的核心"/>
+    <w:bookmarkEnd w:id="65"/>
+    <w:bookmarkStart w:id="68" w:name="乌克兰本土无人机生产工业对抗的核心"/>
     <w:p>
       <w:pPr>
         <w:pStyle w:val="Heading3"/>
@@ -3106,7 +3541,22 @@
         <w:rPr>
           <w:rFonts w:hint="eastAsia"/>
         </w:rPr>
-        <w:t xml:space="preserve">【事实，来源：乌克兰国防工业/United24媒体，有宣传成分，方向性可信】：</w:t>
+        <w:t xml:space="preserve">【事实，来源：乌克兰国防工业/</w:t>
+      </w:r>
+      <w:hyperlink r:id="rId66">
+        <w:r>
+          <w:rPr>
+            <w:rStyle w:val="Hyperlink"/>
+            <w:rFonts w:hint="eastAsia"/>
+          </w:rPr>
+          <w:t xml:space="preserve">United24媒体</w:t>
+        </w:r>
+      </w:hyperlink>
+      <w:r>
+        <w:rPr>
+          <w:rFonts w:hint="eastAsia"/>
+        </w:rPr>
+        <w:t xml:space="preserve">，有宣传成分，方向性可信】：</w:t>
       </w:r>
     </w:p>
     <w:tbl>
@@ -3372,7 +3822,22 @@
         <w:rPr>
           <w:rFonts w:hint="eastAsia"/>
         </w:rPr>
-        <w:t xml:space="preserve">：关于”中国能否通过供应链掐断乌克兰无人机生产”，RUSI（英国皇家联合军种研究所）2025年11月深度研究（18位专家访谈）明确判断：乌克兰的无人机模式</w:t>
+        <w:t xml:space="preserve">：关于”中国能否通过供应链掐断乌克兰无人机生产”，</w:t>
+      </w:r>
+      <w:hyperlink r:id="rId67">
+        <w:r>
+          <w:rPr>
+            <w:rStyle w:val="Hyperlink"/>
+            <w:rFonts w:hint="eastAsia"/>
+          </w:rPr>
+          <w:t xml:space="preserve">RUSI（英国皇家联合军种研究所）2025年11月深度研究</w:t>
+        </w:r>
+      </w:hyperlink>
+      <w:r>
+        <w:rPr>
+          <w:rFonts w:hint="eastAsia"/>
+        </w:rPr>
+        <w:t xml:space="preserve">（18位专家访谈）明确判断：乌克兰的无人机模式</w:t>
       </w:r>
       <w:r>
         <w:rPr>
@@ -3403,8 +3868,8 @@
         <w:t xml:space="preserve">的长期命门。这一判断在v4中不变。</w:t>
       </w:r>
     </w:p>
-    <w:bookmarkEnd w:id="37"/>
-    <w:bookmarkStart w:id="38" w:name="atacms与storm-shadow从政治约束到弹药约束"/>
+    <w:bookmarkEnd w:id="68"/>
+    <w:bookmarkStart w:id="70" w:name="atacms与storm-shadow从政治约束到弹药约束"/>
     <w:p>
       <w:pPr>
         <w:pStyle w:val="Heading3"/>
@@ -3445,16 +3910,21 @@
         <w:rPr>
           <w:rFonts w:hint="eastAsia"/>
         </w:rPr>
-        <w:t xml:space="preserve">Shadow/SCALP合计超过500次（TASS/Pravda</w:t>
-      </w:r>
-      <w:r>
-        <w:t xml:space="preserve"> </w:t>
-      </w:r>
-      <w:r>
-        <w:rPr>
-          <w:rFonts w:hint="eastAsia"/>
-        </w:rPr>
-        <w:t xml:space="preserve">EN）。2025年约使用45次Storm</w:t>
+        <w:t xml:space="preserve">Shadow/SCALP合计超过500次（TASS/</w:t>
+      </w:r>
+      <w:hyperlink r:id="rId69">
+        <w:r>
+          <w:rPr>
+            <w:rStyle w:val="Hyperlink"/>
+          </w:rPr>
+          <w:t xml:space="preserve">Pravda EN</w:t>
+        </w:r>
+      </w:hyperlink>
+      <w:r>
+        <w:rPr>
+          <w:rFonts w:hint="eastAsia"/>
+        </w:rPr>
+        <w:t xml:space="preserve">）。2025年约使用45次Storm</w:t>
       </w:r>
       <w:r>
         <w:t xml:space="preserve"> </w:t>
@@ -3529,9 +3999,9 @@
         </w:pict>
       </w:r>
     </w:p>
-    <w:bookmarkEnd w:id="38"/>
-    <w:bookmarkEnd w:id="39"/>
-    <w:bookmarkStart w:id="42" w:name="六外交谈判从停滞到宣告僵局"/>
+    <w:bookmarkEnd w:id="70"/>
+    <w:bookmarkEnd w:id="71"/>
+    <w:bookmarkStart w:id="74" w:name="六外交谈判从停滞到宣告僵局"/>
     <w:p>
       <w:pPr>
         <w:pStyle w:val="Heading2"/>
@@ -3543,7 +4013,7 @@
         <w:t xml:space="preserve">六、外交谈判：从停滞到宣告僵局</w:t>
       </w:r>
     </w:p>
-    <w:bookmarkStart w:id="40" w:name="年1月6月初时序"/>
+    <w:bookmarkStart w:id="72" w:name="年1月6月初时序"/>
     <w:p>
       <w:pPr>
         <w:pStyle w:val="Heading3"/>
@@ -3792,8 +4262,8 @@
         <w:t xml:space="preserve">5月28日，Rubio宣告俄乌谈判”陷入僵局”，以”局势升级”为由宣告停滞，但称”如条件改变随时准备重返”</w:t>
       </w:r>
     </w:p>
-    <w:bookmarkEnd w:id="40"/>
-    <w:bookmarkStart w:id="41" w:name="谈判停滞的外生结构"/>
+    <w:bookmarkEnd w:id="72"/>
+    <w:bookmarkStart w:id="73" w:name="谈判停滞的外生结构"/>
     <w:p>
       <w:pPr>
         <w:pStyle w:val="Heading3"/>
@@ -3875,9 +4345,9 @@
         </w:pict>
       </w:r>
     </w:p>
-    <w:bookmarkEnd w:id="41"/>
-    <w:bookmarkEnd w:id="42"/>
-    <w:bookmarkStart w:id="45" w:name="七两国政治稳定"/>
+    <w:bookmarkEnd w:id="73"/>
+    <w:bookmarkEnd w:id="74"/>
+    <w:bookmarkStart w:id="80" w:name="七两国政治稳定"/>
     <w:p>
       <w:pPr>
         <w:pStyle w:val="Heading2"/>
@@ -3889,7 +4359,7 @@
         <w:t xml:space="preserve">七、两国政治稳定</w:t>
       </w:r>
     </w:p>
-    <w:bookmarkStart w:id="43" w:name="俄罗斯压制式稳定中期继承风险"/>
+    <w:bookmarkStart w:id="77" w:name="俄罗斯压制式稳定中期继承风险"/>
     <w:p>
       <w:pPr>
         <w:pStyle w:val="Heading3"/>
@@ -3912,7 +4382,21 @@
         <w:rPr>
           <w:rFonts w:hint="eastAsia"/>
         </w:rPr>
-        <w:t xml:space="preserve">Putin掌控仍稳但更个人化（Stanovaya：推数字管控时不顾Peskov/Kiriyenko反对）。</w:t>
+        <w:t xml:space="preserve">Putin掌控仍稳但更个人化（</w:t>
+      </w:r>
+      <w:hyperlink r:id="rId75">
+        <w:r>
+          <w:rPr>
+            <w:rStyle w:val="Hyperlink"/>
+          </w:rPr>
+          <w:t xml:space="preserve">Stanovaya</w:t>
+        </w:r>
+      </w:hyperlink>
+      <w:r>
+        <w:rPr>
+          <w:rFonts w:hint="eastAsia"/>
+        </w:rPr>
+        <w:t xml:space="preserve">：推数字管控时不顾Peskov/Kiriyenko反对）。</w:t>
       </w:r>
       <w:r>
         <w:rPr>
@@ -3978,7 +4462,21 @@
         <w:rPr>
           <w:rFonts w:hint="eastAsia"/>
         </w:rPr>
-        <w:t xml:space="preserve">【事实】Levada：支持军队72%但</w:t>
+        <w:t xml:space="preserve">【事实】</w:t>
+      </w:r>
+      <w:hyperlink r:id="rId76">
+        <w:r>
+          <w:rPr>
+            <w:rStyle w:val="Hyperlink"/>
+          </w:rPr>
+          <w:t xml:space="preserve">Levada</w:t>
+        </w:r>
+      </w:hyperlink>
+      <w:r>
+        <w:rPr>
+          <w:rFonts w:hint="eastAsia"/>
+        </w:rPr>
+        <w:t xml:space="preserve">：支持军队72%但</w:t>
       </w:r>
       <w:r>
         <w:rPr>
@@ -4088,8 +4586,8 @@
         <w:t xml:space="preserve">。</w:t>
       </w:r>
     </w:p>
-    <w:bookmarkEnd w:id="43"/>
-    <w:bookmarkStart w:id="44" w:name="乌克兰动荡但制度撑住"/>
+    <w:bookmarkEnd w:id="77"/>
+    <w:bookmarkStart w:id="79" w:name="乌克兰动荡但制度撑住"/>
     <w:p>
       <w:pPr>
         <w:pStyle w:val="Heading3"/>
@@ -4141,7 +4639,22 @@
         <w:rPr>
           <w:rFonts w:hint="eastAsia"/>
         </w:rPr>
-        <w:t xml:space="preserve">重创核心圈——能源系统约$1亿回扣案，NABU（乌克兰国家反腐局）突袭，</w:t>
+        <w:t xml:space="preserve">重创核心圈——能源系统约$1亿回扣案，</w:t>
+      </w:r>
+      <w:hyperlink r:id="rId78">
+        <w:r>
+          <w:rPr>
+            <w:rStyle w:val="Hyperlink"/>
+            <w:rFonts w:hint="eastAsia"/>
+          </w:rPr>
+          <w:t xml:space="preserve">NABU（乌克兰国家反腐局）</w:t>
+        </w:r>
+      </w:hyperlink>
+      <w:r>
+        <w:rPr>
+          <w:rFonts w:hint="eastAsia"/>
+        </w:rPr>
+        <w:t xml:space="preserve">突袭，</w:t>
       </w:r>
       <w:r>
         <w:rPr>
@@ -4271,9 +4784,9 @@
         </w:pict>
       </w:r>
     </w:p>
-    <w:bookmarkEnd w:id="44"/>
-    <w:bookmarkEnd w:id="45"/>
-    <w:bookmarkStart w:id="46" w:name="八中国供应链钳制能力的真实边界v4维持v2结论"/>
+    <w:bookmarkEnd w:id="79"/>
+    <w:bookmarkEnd w:id="80"/>
+    <w:bookmarkStart w:id="82" w:name="八中国供应链钳制能力的真实边界v4维持v2结论"/>
     <w:p>
       <w:pPr>
         <w:pStyle w:val="Heading2"/>
@@ -4353,7 +4866,21 @@
         <w:rPr>
           <w:rFonts w:hint="eastAsia"/>
         </w:rPr>
-        <w:t xml:space="preserve">（RUSI记录）：2024年12月扣留对美国Skydio的电池；产能优先导向俄罗斯；严查乌克兰对永磁的获取；锗出口管制；2022年末乌克兰经第三国采购被截、竞价输给俄罗斯。</w:t>
+        <w:t xml:space="preserve">（</w:t>
+      </w:r>
+      <w:hyperlink r:id="rId67">
+        <w:r>
+          <w:rPr>
+            <w:rStyle w:val="Hyperlink"/>
+          </w:rPr>
+          <w:t xml:space="preserve">RUSI</w:t>
+        </w:r>
+      </w:hyperlink>
+      <w:r>
+        <w:rPr>
+          <w:rFonts w:hint="eastAsia"/>
+        </w:rPr>
+        <w:t xml:space="preserve">记录）：2024年12月扣留对美国Skydio的电池；产能优先导向俄罗斯；严查乌克兰对永磁的获取；锗出口管制；2022年末乌克兰经第三国采购被截、竞价输给俄罗斯。</w:t>
       </w:r>
       <w:r>
         <w:rPr>
@@ -4381,7 +4908,26 @@
           <w:b/>
           <w:bCs/>
         </w:rPr>
-        <w:t xml:space="preserve">Finding（Tollast，2025年11月）原文</w:t>
+        <w:t xml:space="preserve">Finding（</w:t>
+      </w:r>
+      <w:hyperlink r:id="rId67">
+        <w:r>
+          <w:rPr>
+            <w:rStyle w:val="Hyperlink"/>
+            <w:rFonts w:hint="eastAsia"/>
+            <w:b/>
+            <w:bCs/>
+          </w:rPr>
+          <w:t xml:space="preserve">Tollast，2025年11月</w:t>
+        </w:r>
+      </w:hyperlink>
+      <w:r>
+        <w:rPr>
+          <w:rFonts w:hint="eastAsia"/>
+          <w:b/>
+          <w:bCs/>
+        </w:rPr>
+        <w:t xml:space="preserve">）原文</w:t>
       </w:r>
       <w:r>
         <w:rPr>
@@ -4457,7 +5003,19 @@
         <w:rPr>
           <w:rFonts w:hint="eastAsia"/>
         </w:rPr>
-        <w:t xml:space="preserve">：中国握的是对西方主权生产的长期结构性命门+一个文档化的偏袒俄罗斯的倾斜；但”近期掐死乌克兰无人机战争”是媒体强化版，最可靠的深度研究明确说乌克兰近期不受此威胁。</w:t>
+        <w:t xml:space="preserve">：中国握的是对西方主权生产的长期结构性命门+一个文档化的偏袒俄罗斯的倾斜；但”近期掐死乌克兰无人机战争”是媒体强化版，最可靠的深度研究明确说乌克兰近期不受此威胁。参见</w:t>
+      </w:r>
+      <w:hyperlink r:id="rId81">
+        <w:r>
+          <w:rPr>
+            <w:rStyle w:val="Hyperlink"/>
+            <w:rFonts w:hint="eastAsia"/>
+          </w:rPr>
+          <w:t xml:space="preserve">CSIS无人机供应链分析</w:t>
+        </w:r>
+      </w:hyperlink>
+      <w:r>
+        <w:t xml:space="preserve">。</w:t>
       </w:r>
     </w:p>
     <w:p>
@@ -4467,8 +5025,8 @@
         </w:pict>
       </w:r>
     </w:p>
-    <w:bookmarkEnd w:id="46"/>
-    <w:bookmarkStart w:id="49" w:name="九关键变量框架与转折点综合判断"/>
+    <w:bookmarkEnd w:id="82"/>
+    <w:bookmarkStart w:id="85" w:name="九关键变量框架与转折点综合判断"/>
     <w:p>
       <w:pPr>
         <w:pStyle w:val="Heading2"/>
@@ -4480,7 +5038,7 @@
         <w:t xml:space="preserve">九、关键变量框架与转折点综合判断</w:t>
       </w:r>
     </w:p>
-    <w:bookmarkStart w:id="47" w:name="关键变量"/>
+    <w:bookmarkStart w:id="83" w:name="关键变量"/>
     <w:p>
       <w:pPr>
         <w:pStyle w:val="Heading3"/>
@@ -4614,8 +5172,8 @@
         <w:t xml:space="preserve">谈判/第三方政治意志（Trump、欧洲疲劳、2030俄继承）。</w:t>
       </w:r>
     </w:p>
-    <w:bookmarkEnd w:id="47"/>
-    <w:bookmarkStart w:id="48" w:name="转折点综合判断"/>
+    <w:bookmarkEnd w:id="83"/>
+    <w:bookmarkStart w:id="84" w:name="转折点综合判断"/>
     <w:p>
       <w:pPr>
         <w:pStyle w:val="Heading3"/>
@@ -5027,7 +5585,21 @@
         <w:rPr>
           <w:rFonts w:hint="eastAsia"/>
         </w:rPr>
-        <w:t xml:space="preserve">：会慢慢烂、烂得很慢且自己说了算——但伊朗油价提振是外生的、临时的。当霍尔木兹逐步重开、Brent回落至$70—80区间，油价遮羞布消失，对炼厂打击的累积效果才显形（Kluge：</w:t>
+        <w:t xml:space="preserve">：会慢慢烂、烂得很慢且自己说了算——但伊朗油价提振是外生的、临时的。当霍尔木兹逐步重开、Brent回落至$70—80区间，油价遮羞布消失，对炼厂打击的累积效果才显形（</w:t>
+      </w:r>
+      <w:hyperlink r:id="rId53">
+        <w:r>
+          <w:rPr>
+            <w:rStyle w:val="Hyperlink"/>
+          </w:rPr>
+          <w:t xml:space="preserve">Kluge</w:t>
+        </w:r>
+      </w:hyperlink>
+      <w:r>
+        <w:rPr>
+          <w:rFonts w:hint="eastAsia"/>
+        </w:rPr>
+        <w:t xml:space="preserve">：</w:t>
       </w:r>
       <w:r>
         <w:rPr>
@@ -5096,9 +5668,9 @@
         </w:pict>
       </w:r>
     </w:p>
-    <w:bookmarkEnd w:id="48"/>
-    <w:bookmarkEnd w:id="49"/>
-    <w:bookmarkStart w:id="50" w:name="不确定性账本"/>
+    <w:bookmarkEnd w:id="84"/>
+    <w:bookmarkEnd w:id="85"/>
+    <w:bookmarkStart w:id="88" w:name="不确定性账本"/>
     <w:p>
       <w:pPr>
         <w:pStyle w:val="Heading2"/>
@@ -5843,8 +6415,16 @@
               <w:pStyle w:val="Compact"/>
             </w:pPr>
             <w:r>
-              <w:t xml:space="preserve">MinFin/Reuters</w:t>
-            </w:r>
+              <w:t xml:space="preserve">MinFin/</w:t>
+            </w:r>
+            <w:hyperlink r:id="rId86">
+              <w:r>
+                <w:rPr>
+                  <w:rStyle w:val="Hyperlink"/>
+                </w:rPr>
+                <w:t xml:space="preserve">Reuters</w:t>
+              </w:r>
+            </w:hyperlink>
           </w:p>
         </w:tc>
       </w:tr>
@@ -5927,9 +6507,25 @@
             <w:pPr>
               <w:pStyle w:val="Compact"/>
             </w:pPr>
-            <w:r>
-              <w:t xml:space="preserve">RUSI/Carnegie</w:t>
-            </w:r>
+            <w:hyperlink r:id="rId87">
+              <w:r>
+                <w:rPr>
+                  <w:rStyle w:val="Hyperlink"/>
+                </w:rPr>
+                <w:t xml:space="preserve">RUSI</w:t>
+              </w:r>
+            </w:hyperlink>
+            <w:r>
+              <w:t xml:space="preserve">/</w:t>
+            </w:r>
+            <w:hyperlink r:id="rId22">
+              <w:r>
+                <w:rPr>
+                  <w:rStyle w:val="Hyperlink"/>
+                </w:rPr>
+                <w:t xml:space="preserve">Carnegie</w:t>
+              </w:r>
+            </w:hyperlink>
           </w:p>
         </w:tc>
       </w:tr>
@@ -6015,8 +6611,27 @@
             <w:pPr>
               <w:pStyle w:val="Compact"/>
             </w:pPr>
-            <w:r>
-              <w:t xml:space="preserve">Militarnyi.com/Ukrainska Pravda/The Hill</w:t>
+            <w:hyperlink r:id="rId59">
+              <w:r>
+                <w:rPr>
+                  <w:rStyle w:val="Hyperlink"/>
+                </w:rPr>
+                <w:t xml:space="preserve">Militarnyi.com</w:t>
+              </w:r>
+            </w:hyperlink>
+            <w:r>
+              <w:t xml:space="preserve">/</w:t>
+            </w:r>
+            <w:hyperlink r:id="rId60">
+              <w:r>
+                <w:rPr>
+                  <w:rStyle w:val="Hyperlink"/>
+                </w:rPr>
+                <w:t xml:space="preserve">Ukrainska Pravda</w:t>
+              </w:r>
+            </w:hyperlink>
+            <w:r>
+              <w:t xml:space="preserve">/The Hill</w:t>
             </w:r>
           </w:p>
         </w:tc>
@@ -6060,7 +6675,21 @@
               <w:rPr>
                 <w:rFonts w:hint="eastAsia"/>
               </w:rPr>
-              <w:t xml:space="preserve">来自乌方官媒United24，有宣传成分，方向性可信</w:t>
+              <w:t xml:space="preserve">来自乌方官媒</w:t>
+            </w:r>
+            <w:hyperlink r:id="rId66">
+              <w:r>
+                <w:rPr>
+                  <w:rStyle w:val="Hyperlink"/>
+                </w:rPr>
+                <w:t xml:space="preserve">United24</w:t>
+              </w:r>
+            </w:hyperlink>
+            <w:r>
+              <w:rPr>
+                <w:rFonts w:hint="eastAsia"/>
+              </w:rPr>
+              <w:t xml:space="preserve">，有宣传成分，方向性可信</w:t>
             </w:r>
           </w:p>
         </w:tc>
@@ -6100,12 +6729,28 @@
             <w:pPr>
               <w:pStyle w:val="Compact"/>
             </w:pPr>
-            <w:r>
-              <w:rPr>
-                <w:rFonts w:hint="eastAsia"/>
-              </w:rPr>
-              <w:t xml:space="preserve">RUSI明确+CSIS</w:t>
-            </w:r>
+            <w:hyperlink r:id="rId67">
+              <w:r>
+                <w:rPr>
+                  <w:rStyle w:val="Hyperlink"/>
+                </w:rPr>
+                <w:t xml:space="preserve">RUSI</w:t>
+              </w:r>
+            </w:hyperlink>
+            <w:r>
+              <w:rPr>
+                <w:rFonts w:hint="eastAsia"/>
+              </w:rPr>
+              <w:t xml:space="preserve">明确+</w:t>
+            </w:r>
+            <w:hyperlink r:id="rId81">
+              <w:r>
+                <w:rPr>
+                  <w:rStyle w:val="Hyperlink"/>
+                </w:rPr>
+                <w:t xml:space="preserve">CSIS</w:t>
+              </w:r>
+            </w:hyperlink>
           </w:p>
         </w:tc>
       </w:tr>
@@ -6161,8 +6806,8 @@
         </w:pict>
       </w:r>
     </w:p>
-    <w:bookmarkEnd w:id="50"/>
-    <w:bookmarkStart w:id="51" w:name="核心信源"/>
+    <w:bookmarkEnd w:id="88"/>
+    <w:bookmarkStart w:id="92" w:name="核心信源"/>
     <w:p>
       <w:pPr>
         <w:pStyle w:val="Heading2"/>
@@ -6558,47 +7203,169 @@
         <w:rPr>
           <w:rFonts w:hint="eastAsia"/>
         </w:rPr>
-        <w:t xml:space="preserve">：RUSI《Drones:</w:t>
-      </w:r>
-      <w:r>
-        <w:t xml:space="preserve"> Decoupling Supply Chains from China》(Tollast, 2025-11) · </w:t>
-      </w:r>
-      <w:r>
-        <w:rPr>
-          <w:rFonts w:hint="eastAsia"/>
-        </w:rPr>
-        <w:t xml:space="preserve">CSIS无人机供应链分析</w:t>
-      </w:r>
-      <w:r>
-        <w:t xml:space="preserve"> · </w:t>
-      </w:r>
-      <w:r>
-        <w:rPr>
-          <w:rFonts w:hint="eastAsia"/>
-        </w:rPr>
-        <w:t xml:space="preserve">Mediazona/BBC伤亡统计</w:t>
-      </w:r>
-      <w:r>
-        <w:t xml:space="preserve"> · IMF Article </w:t>
-      </w:r>
-      <w:r>
-        <w:rPr>
-          <w:rFonts w:hint="eastAsia"/>
-        </w:rPr>
-        <w:t xml:space="preserve">IV（俄/乌）·</w:t>
-      </w:r>
-      <w:r>
-        <w:t xml:space="preserve"> Kiel Ukraine Support Tracker · </w:t>
-      </w:r>
-      <w:r>
-        <w:rPr>
-          <w:rFonts w:hint="eastAsia"/>
-        </w:rPr>
-        <w:t xml:space="preserve">Carnegie（Prokopenko/Stanovaya/Vakulenko）·</w:t>
-      </w:r>
-      <w:r>
-        <w:t xml:space="preserve"> Frontelligence Insight · BOFIT</w:t>
-      </w:r>
+        <w:t xml:space="preserve">：</w:t>
+      </w:r>
+      <w:hyperlink r:id="rId67">
+        <w:r>
+          <w:rPr>
+            <w:rStyle w:val="Hyperlink"/>
+          </w:rPr>
+          <w:t xml:space="preserve">RUSI《Drones: Decoupling Supply Chains from China》(Tollast, 2025-11)</w:t>
+        </w:r>
+      </w:hyperlink>
+      <w:r>
+        <w:t xml:space="preserve"> </w:t>
+      </w:r>
+      <w:r>
+        <w:t xml:space="preserve">·</w:t>
+      </w:r>
+      <w:r>
+        <w:t xml:space="preserve"> </w:t>
+      </w:r>
+      <w:hyperlink r:id="rId81">
+        <w:r>
+          <w:rPr>
+            <w:rStyle w:val="Hyperlink"/>
+            <w:rFonts w:hint="eastAsia"/>
+          </w:rPr>
+          <w:t xml:space="preserve">CSIS无人机供应链分析</w:t>
+        </w:r>
+      </w:hyperlink>
+      <w:r>
+        <w:t xml:space="preserve"> </w:t>
+      </w:r>
+      <w:r>
+        <w:t xml:space="preserve">·</w:t>
+      </w:r>
+      <w:r>
+        <w:t xml:space="preserve"> </w:t>
+      </w:r>
+      <w:hyperlink r:id="rId15">
+        <w:r>
+          <w:rPr>
+            <w:rStyle w:val="Hyperlink"/>
+            <w:rFonts w:hint="eastAsia"/>
+          </w:rPr>
+          <w:t xml:space="preserve">Mediazona/BBC伤亡统计</w:t>
+        </w:r>
+      </w:hyperlink>
+      <w:r>
+        <w:t xml:space="preserve"> </w:t>
+      </w:r>
+      <w:r>
+        <w:t xml:space="preserve">·</w:t>
+      </w:r>
+      <w:r>
+        <w:t xml:space="preserve"> </w:t>
+      </w:r>
+      <w:hyperlink r:id="rId89">
+        <w:r>
+          <w:rPr>
+            <w:rStyle w:val="Hyperlink"/>
+          </w:rPr>
+          <w:t xml:space="preserve">IMF Article </w:t>
+        </w:r>
+        <w:r>
+          <w:rPr>
+            <w:rStyle w:val="Hyperlink"/>
+            <w:rFonts w:hint="eastAsia"/>
+          </w:rPr>
+          <w:t xml:space="preserve">IV（俄/乌）</w:t>
+        </w:r>
+      </w:hyperlink>
+      <w:r>
+        <w:t xml:space="preserve"> </w:t>
+      </w:r>
+      <w:r>
+        <w:t xml:space="preserve">·</w:t>
+      </w:r>
+      <w:r>
+        <w:t xml:space="preserve"> </w:t>
+      </w:r>
+      <w:hyperlink r:id="rId90">
+        <w:r>
+          <w:rPr>
+            <w:rStyle w:val="Hyperlink"/>
+          </w:rPr>
+          <w:t xml:space="preserve">Kiel Ukraine Support Tracker</w:t>
+        </w:r>
+      </w:hyperlink>
+      <w:r>
+        <w:t xml:space="preserve"> </w:t>
+      </w:r>
+      <w:r>
+        <w:t xml:space="preserve">· </w:t>
+      </w:r>
+      <w:r>
+        <w:rPr>
+          <w:rFonts w:hint="eastAsia"/>
+        </w:rPr>
+        <w:t xml:space="preserve">Carnegie（</w:t>
+      </w:r>
+      <w:hyperlink r:id="rId54">
+        <w:r>
+          <w:rPr>
+            <w:rStyle w:val="Hyperlink"/>
+          </w:rPr>
+          <w:t xml:space="preserve">Prokopenko</w:t>
+        </w:r>
+      </w:hyperlink>
+      <w:r>
+        <w:t xml:space="preserve">/</w:t>
+      </w:r>
+      <w:hyperlink r:id="rId91">
+        <w:r>
+          <w:rPr>
+            <w:rStyle w:val="Hyperlink"/>
+          </w:rPr>
+          <w:t xml:space="preserve">Stanovaya</w:t>
+        </w:r>
+      </w:hyperlink>
+      <w:r>
+        <w:t xml:space="preserve">/</w:t>
+      </w:r>
+      <w:hyperlink r:id="rId47">
+        <w:r>
+          <w:rPr>
+            <w:rStyle w:val="Hyperlink"/>
+          </w:rPr>
+          <w:t xml:space="preserve">Vakulenko</w:t>
+        </w:r>
+      </w:hyperlink>
+      <w:r>
+        <w:rPr>
+          <w:rFonts w:hint="eastAsia"/>
+        </w:rPr>
+        <w:t xml:space="preserve">）·</w:t>
+      </w:r>
+      <w:r>
+        <w:t xml:space="preserve"> </w:t>
+      </w:r>
+      <w:hyperlink r:id="rId28">
+        <w:r>
+          <w:rPr>
+            <w:rStyle w:val="Hyperlink"/>
+          </w:rPr>
+          <w:t xml:space="preserve">Frontelligence Insight</w:t>
+        </w:r>
+      </w:hyperlink>
+      <w:r>
+        <w:t xml:space="preserve"> </w:t>
+      </w:r>
+      <w:r>
+        <w:t xml:space="preserve">·</w:t>
+      </w:r>
+      <w:r>
+        <w:t xml:space="preserve"> </w:t>
+      </w:r>
+      <w:hyperlink r:id="rId55">
+        <w:r>
+          <w:rPr>
+            <w:rStyle w:val="Hyperlink"/>
+          </w:rPr>
+          <w:t xml:space="preserve">BOFIT</w:t>
+        </w:r>
+      </w:hyperlink>
     </w:p>
     <w:p>
       <w:r>
@@ -6650,8 +7417,8 @@
         <w:t xml:space="preserve">2026-06-02。本报告为概率/机制分析，非确定性预测；所有伤亡与产量数字标注口径，以方向性为论证支点。图表文件路径：assets/figru_1.png、figru_2.png、figru_3.png。</w:t>
       </w:r>
     </w:p>
-    <w:bookmarkEnd w:id="51"/>
-    <w:bookmarkEnd w:id="52"/>
+    <w:bookmarkEnd w:id="92"/>
+    <w:bookmarkEnd w:id="93"/>
     <w:sectPr>
       <w:footnotePr>
         <w:numRestart w:val="eachSect"/>

--- a/dashboard/public/russia-ukraine/reports/01_war_assessment_v4.docx
+++ b/dashboard/public/russia-ukraine/reports/01_war_assessment_v4.docx
@@ -2,7 +2,7 @@
 <file path=word/document.xml><?xml version="1.0" encoding="utf-8"?>
 <w:document xmlns:w="http://schemas.openxmlformats.org/wordprocessingml/2006/main" xmlns:m="http://schemas.openxmlformats.org/officeDocument/2006/math" xmlns:r="http://schemas.openxmlformats.org/officeDocument/2006/relationships" xmlns:o="urn:schemas-microsoft-com:office:office" xmlns:v="urn:schemas-microsoft-com:vml" xmlns:w10="urn:schemas-microsoft-com:office:word" xmlns:a="http://schemas.openxmlformats.org/drawingml/2006/main" xmlns:pic="http://schemas.openxmlformats.org/drawingml/2006/picture" xmlns:wp="http://schemas.openxmlformats.org/drawingml/2006/wordprocessingDrawing">
   <w:body>
-    <w:bookmarkStart w:id="93" w:name="俄乌战争结构性评估-v42026年6月2日"/>
+    <w:bookmarkStart w:id="94" w:name="俄乌战争结构性评估-v42026年6月2日"/>
     <w:p>
       <w:pPr>
         <w:pStyle w:val="Heading1"/>
@@ -4786,7 +4786,7 @@
     </w:p>
     <w:bookmarkEnd w:id="79"/>
     <w:bookmarkEnd w:id="80"/>
-    <w:bookmarkStart w:id="82" w:name="八中国供应链钳制能力的真实边界v4维持v2结论"/>
+    <w:bookmarkStart w:id="83" w:name="八中国供应链钳制能力的真实边界v4维持v2结论"/>
     <w:p>
       <w:pPr>
         <w:pStyle w:val="Heading2"/>
@@ -4993,6 +4993,227 @@
       </w:pPr>
       <w:r>
         <w:rPr>
+          <w:b/>
+          <w:bCs/>
+        </w:rPr>
+        <w:t xml:space="preserve">④ </w:t>
+      </w:r>
+      <w:r>
+        <w:rPr>
+          <w:rFonts w:hint="eastAsia"/>
+          <w:b/>
+          <w:bCs/>
+        </w:rPr>
+        <w:t xml:space="preserve">双重用途困境：中国为什么在结构上很难禁止</w:t>
+      </w:r>
+    </w:p>
+    <w:p>
+      <w:pPr>
+        <w:pStyle w:val="BodyText"/>
+      </w:pPr>
+      <w:r>
+        <w:rPr>
+          <w:rFonts w:hint="eastAsia"/>
+        </w:rPr>
+        <w:t xml:space="preserve">这是RUSI结论成立的一个深层机制，但经常被讨论遗漏。中国FPV无人机零部件（电机、ESC电调、飞控、图传、电池）从深圳工厂流出时，是作为</w:t>
+      </w:r>
+      <w:r>
+        <w:rPr>
+          <w:rFonts w:hint="eastAsia"/>
+          <w:b/>
+          <w:bCs/>
+        </w:rPr>
+        <w:t xml:space="preserve">民用消费电子</w:t>
+      </w:r>
+      <w:r>
+        <w:rPr>
+          <w:rFonts w:hint="eastAsia"/>
+        </w:rPr>
+        <w:t xml:space="preserve">销售的——用于农业植保、摄影、竞速、快递。军用FPV和民用FPV使用的是</w:t>
+      </w:r>
+      <w:r>
+        <w:rPr>
+          <w:rFonts w:hint="eastAsia"/>
+          <w:b/>
+          <w:bCs/>
+        </w:rPr>
+        <w:t xml:space="preserve">完全相同的组件</w:t>
+      </w:r>
+      <w:r>
+        <w:rPr>
+          <w:rFonts w:hint="eastAsia"/>
+        </w:rPr>
+        <w:t xml:space="preserve">，物理上不可区分。</w:t>
+      </w:r>
+    </w:p>
+    <w:p>
+      <w:pPr>
+        <w:pStyle w:val="BodyText"/>
+      </w:pPr>
+      <w:r>
+        <w:rPr>
+          <w:rFonts w:hint="eastAsia"/>
+        </w:rPr>
+        <w:t xml:space="preserve">这造成了一个执行层面的结构困境：</w:t>
+      </w:r>
+    </w:p>
+    <w:p>
+      <w:pPr>
+        <w:numPr>
+          <w:ilvl w:val="0"/>
+          <w:numId w:val="1002"/>
+        </w:numPr>
+      </w:pPr>
+      <w:r>
+        <w:rPr>
+          <w:rFonts w:hint="eastAsia"/>
+          <w:b/>
+          <w:bCs/>
+        </w:rPr>
+        <w:t xml:space="preserve">无法在货源端区分</w:t>
+      </w:r>
+      <w:r>
+        <w:rPr>
+          <w:rFonts w:hint="eastAsia"/>
+        </w:rPr>
+        <w:t xml:space="preserve">：深圳一家电机工厂的出货，目的地可能是波兰摄影师、泰国植保公司、或者经由中间商辗转进入乌克兰战场——工厂本身可能都不知道最终用途。</w:t>
+      </w:r>
+      <w:hyperlink r:id="rId67">
+        <w:r>
+          <w:rPr>
+            <w:rStyle w:val="Hyperlink"/>
+            <w:rFonts w:hint="eastAsia"/>
+          </w:rPr>
+          <w:t xml:space="preserve">RUSI报告</w:t>
+        </w:r>
+      </w:hyperlink>
+      <w:r>
+        <w:rPr>
+          <w:rFonts w:hint="eastAsia"/>
+        </w:rPr>
+        <w:t xml:space="preserve">明确记录了乌克兰通过”多跳”第三国（立陶宛、波兰、土耳其、格鲁吉亚）建立采购渠道，每一跳都进一步稀释了溯源能力。</w:t>
+      </w:r>
+    </w:p>
+    <w:p>
+      <w:pPr>
+        <w:numPr>
+          <w:ilvl w:val="0"/>
+          <w:numId w:val="1002"/>
+        </w:numPr>
+      </w:pPr>
+      <w:r>
+        <w:rPr>
+          <w:rFonts w:hint="eastAsia"/>
+          <w:b/>
+          <w:bCs/>
+        </w:rPr>
+        <w:t xml:space="preserve">无法在用途端区分</w:t>
+      </w:r>
+      <w:r>
+        <w:rPr>
+          <w:rFonts w:hint="eastAsia"/>
+        </w:rPr>
+        <w:t xml:space="preserve">：DJI已对官方军用渠道实施禁售，但同款消费级产品在全球任何电商平台公开销售。这个禁令形同虚设——军事用途的FPV组件进入战场时，走的是消费品通路，不走军售通路。</w:t>
+      </w:r>
+    </w:p>
+    <w:p>
+      <w:pPr>
+        <w:numPr>
+          <w:ilvl w:val="0"/>
+          <w:numId w:val="1002"/>
+        </w:numPr>
+      </w:pPr>
+      <w:r>
+        <w:rPr>
+          <w:rFonts w:hint="eastAsia"/>
+          <w:b/>
+          <w:bCs/>
+        </w:rPr>
+        <w:t xml:space="preserve">中国民用无人机产业规模决定了禁令代价极高</w:t>
+      </w:r>
+      <w:r>
+        <w:rPr>
+          <w:rFonts w:hint="eastAsia"/>
+        </w:rPr>
+        <w:t xml:space="preserve">：中国是全球无人机出口的主导方，2023年无人机出口额超过130亿美元（</w:t>
+      </w:r>
+      <w:hyperlink r:id="rId81">
+        <w:r>
+          <w:rPr>
+            <w:rStyle w:val="Hyperlink"/>
+            <w:rFonts w:hint="eastAsia"/>
+          </w:rPr>
+          <w:t xml:space="preserve">中国海关统计数据</w:t>
+        </w:r>
+      </w:hyperlink>
+      <w:r>
+        <w:rPr>
+          <w:rFonts w:hint="eastAsia"/>
+        </w:rPr>
+        <w:t xml:space="preserve">），其中绝大多数是民用或两用。对整个品类实施管控，等于主动放弃一个高增长出口产业，且大量民用客户（农业、物流、检测）会受到无辜伤害——政治成本极高。</w:t>
+      </w:r>
+    </w:p>
+    <w:p>
+      <w:pPr>
+        <w:numPr>
+          <w:ilvl w:val="0"/>
+          <w:numId w:val="1002"/>
+        </w:numPr>
+      </w:pPr>
+      <w:r>
+        <w:rPr>
+          <w:rFonts w:hint="eastAsia"/>
+          <w:b/>
+          <w:bCs/>
+        </w:rPr>
+        <w:t xml:space="preserve">“无法区分”</w:t>
+      </w:r>
+      <w:r>
+        <w:rPr>
+          <w:rFonts w:hint="eastAsia"/>
+          <w:b/>
+          <w:bCs/>
+        </w:rPr>
+        <w:t xml:space="preserve">本身是一种战略便利</w:t>
+      </w:r>
+      <w:r>
+        <w:rPr>
+          <w:rFonts w:hint="eastAsia"/>
+        </w:rPr>
+        <w:t xml:space="preserve">：中国官方在面对西方压力时一贯以”无法证明军用目的”作为不采取行动的理由。这个说法并非完全虚假——技术上确实无法区分——但它同时也是一个方便的政策挡箭牌，允许北京在不正式支持俄罗斯的情况下维持对俄罗斯有利的供应流。</w:t>
+      </w:r>
+    </w:p>
+    <w:p>
+      <w:pPr>
+        <w:pStyle w:val="FirstParagraph"/>
+      </w:pPr>
+      <w:r>
+        <w:rPr>
+          <w:rFonts w:hint="eastAsia"/>
+        </w:rPr>
+        <w:t xml:space="preserve">【推演】这个双重用途结构的政策含义是：</w:t>
+      </w:r>
+      <w:r>
+        <w:rPr>
+          <w:rFonts w:hint="eastAsia"/>
+          <w:b/>
+          <w:bCs/>
+        </w:rPr>
+        <w:t xml:space="preserve">对乌克兰来说，中国的禁止能力比中国的偏袒意愿更受限</w:t>
+      </w:r>
+      <w:r>
+        <w:rPr>
+          <w:rFonts w:hint="eastAsia"/>
+        </w:rPr>
+        <w:t xml:space="preserve">。即使北京真心想禁绝，执行成本也极高、漏洞极大——这正是RUSI”近期不受威胁”结论的底层支撑之一。中国的真正钳制能力不在于禁止FPV消费组件（这做不到，也不想做），而在于对特定高端材料（永磁、特殊半导体）实施定向出口管制——这个能力已经在锗管制中有所展示，但针对性地打击乌克兰还需要政治意愿的大幅提升。</w:t>
+      </w:r>
+    </w:p>
+    <w:p>
+      <w:pPr>
+        <w:pStyle w:val="BodyText"/>
+      </w:pPr>
+      <w:r>
+        <w:rPr>
           <w:rFonts w:hint="eastAsia"/>
           <w:b/>
           <w:bCs/>
@@ -5003,9 +5224,9 @@
         <w:rPr>
           <w:rFonts w:hint="eastAsia"/>
         </w:rPr>
-        <w:t xml:space="preserve">：中国握的是对西方主权生产的长期结构性命门+一个文档化的偏袒俄罗斯的倾斜；但”近期掐死乌克兰无人机战争”是媒体强化版，最可靠的深度研究明确说乌克兰近期不受此威胁。参见</w:t>
-      </w:r>
-      <w:hyperlink r:id="rId81">
+        <w:t xml:space="preserve">：中国握的是对西方主权生产的长期结构性命门+一个文档化的偏袒俄罗斯的倾斜；但”近期掐死乌克兰无人机战争”是媒体强化版，最可靠的深度研究明确说乌克兰近期不受此威胁——部分原因正是双重用途结构让中国本身也无法精准封堵。参见</w:t>
+      </w:r>
+      <w:hyperlink r:id="rId82">
         <w:r>
           <w:rPr>
             <w:rStyle w:val="Hyperlink"/>
@@ -5025,8 +5246,8 @@
         </w:pict>
       </w:r>
     </w:p>
-    <w:bookmarkEnd w:id="82"/>
-    <w:bookmarkStart w:id="85" w:name="九关键变量框架与转折点综合判断"/>
+    <w:bookmarkEnd w:id="83"/>
+    <w:bookmarkStart w:id="86" w:name="九关键变量框架与转折点综合判断"/>
     <w:p>
       <w:pPr>
         <w:pStyle w:val="Heading2"/>
@@ -5038,7 +5259,7 @@
         <w:t xml:space="preserve">九、关键变量框架与转折点综合判断</w:t>
       </w:r>
     </w:p>
-    <w:bookmarkStart w:id="83" w:name="关键变量"/>
+    <w:bookmarkStart w:id="84" w:name="关键变量"/>
     <w:p>
       <w:pPr>
         <w:pStyle w:val="Heading3"/>
@@ -5172,8 +5393,8 @@
         <w:t xml:space="preserve">谈判/第三方政治意志（Trump、欧洲疲劳、2030俄继承）。</w:t>
       </w:r>
     </w:p>
-    <w:bookmarkEnd w:id="83"/>
-    <w:bookmarkStart w:id="84" w:name="转折点综合判断"/>
+    <w:bookmarkEnd w:id="84"/>
+    <w:bookmarkStart w:id="85" w:name="转折点综合判断"/>
     <w:p>
       <w:pPr>
         <w:pStyle w:val="Heading3"/>
@@ -5668,9 +5889,9 @@
         </w:pict>
       </w:r>
     </w:p>
-    <w:bookmarkEnd w:id="84"/>
     <w:bookmarkEnd w:id="85"/>
-    <w:bookmarkStart w:id="88" w:name="不确定性账本"/>
+    <w:bookmarkEnd w:id="86"/>
+    <w:bookmarkStart w:id="89" w:name="不确定性账本"/>
     <w:p>
       <w:pPr>
         <w:pStyle w:val="Heading2"/>
@@ -6417,7 +6638,7 @@
             <w:r>
               <w:t xml:space="preserve">MinFin/</w:t>
             </w:r>
-            <w:hyperlink r:id="rId86">
+            <w:hyperlink r:id="rId87">
               <w:r>
                 <w:rPr>
                   <w:rStyle w:val="Hyperlink"/>
@@ -6507,7 +6728,7 @@
             <w:pPr>
               <w:pStyle w:val="Compact"/>
             </w:pPr>
-            <w:hyperlink r:id="rId87">
+            <w:hyperlink r:id="rId88">
               <w:r>
                 <w:rPr>
                   <w:rStyle w:val="Hyperlink"/>
@@ -6743,7 +6964,7 @@
               </w:rPr>
               <w:t xml:space="preserve">明确+</w:t>
             </w:r>
-            <w:hyperlink r:id="rId81">
+            <w:hyperlink r:id="rId82">
               <w:r>
                 <w:rPr>
                   <w:rStyle w:val="Hyperlink"/>
@@ -6806,8 +7027,8 @@
         </w:pict>
       </w:r>
     </w:p>
-    <w:bookmarkEnd w:id="88"/>
-    <w:bookmarkStart w:id="92" w:name="核心信源"/>
+    <w:bookmarkEnd w:id="89"/>
+    <w:bookmarkStart w:id="93" w:name="核心信源"/>
     <w:p>
       <w:pPr>
         <w:pStyle w:val="Heading2"/>
@@ -7222,7 +7443,7 @@
       <w:r>
         <w:t xml:space="preserve"> </w:t>
       </w:r>
-      <w:hyperlink r:id="rId81">
+      <w:hyperlink r:id="rId82">
         <w:r>
           <w:rPr>
             <w:rStyle w:val="Hyperlink"/>
@@ -7258,7 +7479,7 @@
       <w:r>
         <w:t xml:space="preserve"> </w:t>
       </w:r>
-      <w:hyperlink r:id="rId89">
+      <w:hyperlink r:id="rId90">
         <w:r>
           <w:rPr>
             <w:rStyle w:val="Hyperlink"/>
@@ -7282,7 +7503,7 @@
       <w:r>
         <w:t xml:space="preserve"> </w:t>
       </w:r>
-      <w:hyperlink r:id="rId90">
+      <w:hyperlink r:id="rId91">
         <w:r>
           <w:rPr>
             <w:rStyle w:val="Hyperlink"/>
@@ -7313,7 +7534,7 @@
       <w:r>
         <w:t xml:space="preserve">/</w:t>
       </w:r>
-      <w:hyperlink r:id="rId91">
+      <w:hyperlink r:id="rId92">
         <w:r>
           <w:rPr>
             <w:rStyle w:val="Hyperlink"/>
@@ -7417,8 +7638,8 @@
         <w:t xml:space="preserve">2026-06-02。本报告为概率/机制分析，非确定性预测；所有伤亡与产量数字标注口径，以方向性为论证支点。图表文件路径：assets/figru_1.png、figru_2.png、figru_3.png。</w:t>
       </w:r>
     </w:p>
-    <w:bookmarkEnd w:id="92"/>
     <w:bookmarkEnd w:id="93"/>
+    <w:bookmarkEnd w:id="94"/>
     <w:sectPr>
       <w:footnotePr>
         <w:numRestart w:val="eachSect"/>
@@ -7636,6 +7857,9 @@
     <w:abstractNumId w:val="990"/>
   </w:num>
   <w:num w:numId="1001">
+    <w:abstractNumId w:val="991"/>
+  </w:num>
+  <w:num w:numId="1002">
     <w:abstractNumId w:val="991"/>
   </w:num>
 </w:numbering>
